--- a/forms/nutrition-assessment-chart.docx
+++ b/forms/nutrition-assessment-chart.docx
@@ -4,7 +4,7 @@
   <w:body>
     <w:p>
       <w:pPr>
-        <w:spacing w:after="80"/>
+        <w:spacing w:after="60"/>
       </w:pPr>
       <w:r>
         <w:drawing>
@@ -52,7 +52,7 @@
         <w:pBdr>
           <w:bottom w:val="single" w:color="035293" w:sz="18" w:space="6"/>
         </w:pBdr>
-        <w:spacing w:after="40"/>
+        <w:spacing w:after="30" w:line="500" w:lineRule="exact"/>
       </w:pPr>
       <w:r>
         <w:rPr>
@@ -68,7 +68,7 @@
     </w:p>
     <w:p>
       <w:pPr>
-        <w:spacing w:after="120"/>
+        <w:spacing w:after="90" w:line="230" w:lineRule="exact"/>
       </w:pPr>
       <w:r>
         <w:rPr>
@@ -109,16 +109,16 @@
             </w:tcBorders>
             <w:shd w:fill="035293" w:val="clear"/>
             <w:tcMar>
-              <w:top w:type="dxa" w:w="50"/>
-              <w:left w:type="dxa" w:w="90"/>
-              <w:bottom w:type="dxa" w:w="50"/>
-              <w:right w:type="dxa" w:w="60"/>
-            </w:tcMar>
-            <w:vAlign w:val="center"/>
-          </w:tcPr>
-          <w:p>
-            <w:pPr>
-              <w:spacing w:after="10" w:before="10"/>
+              <w:top w:type="dxa" w:w="36"/>
+              <w:left w:type="dxa" w:w="90"/>
+              <w:bottom w:type="dxa" w:w="36"/>
+              <w:right w:type="dxa" w:w="60"/>
+            </w:tcMar>
+            <w:vAlign w:val="center"/>
+          </w:tcPr>
+          <w:p>
+            <w:pPr>
+              <w:spacing w:after="0" w:before="0" w:line="266" w:lineRule="exact"/>
             </w:pPr>
             <w:r>
               <w:rPr>
@@ -169,16 +169,16 @@
             </w:tcBorders>
             <w:shd w:fill="EDF3FA" w:val="clear"/>
             <w:tcMar>
-              <w:top w:type="dxa" w:w="50"/>
-              <w:left w:type="dxa" w:w="90"/>
-              <w:bottom w:type="dxa" w:w="50"/>
-              <w:right w:type="dxa" w:w="60"/>
-            </w:tcMar>
-            <w:vAlign w:val="center"/>
-          </w:tcPr>
-          <w:p>
-            <w:pPr>
-              <w:spacing w:after="10" w:before="10"/>
+              <w:top w:type="dxa" w:w="36"/>
+              <w:left w:type="dxa" w:w="90"/>
+              <w:bottom w:type="dxa" w:w="36"/>
+              <w:right w:type="dxa" w:w="60"/>
+            </w:tcMar>
+            <w:vAlign w:val="center"/>
+          </w:tcPr>
+          <w:p>
+            <w:pPr>
+              <w:spacing w:after="0" w:before="0" w:line="252" w:lineRule="exact"/>
             </w:pPr>
             <w:r>
               <w:rPr>
@@ -203,14 +203,18 @@
               <w:right w:val="single" w:color="B9CCDE" w:sz="4"/>
             </w:tcBorders>
             <w:tcMar>
-              <w:top w:type="dxa" w:w="50"/>
-              <w:left w:type="dxa" w:w="90"/>
-              <w:bottom w:type="dxa" w:w="50"/>
-              <w:right w:type="dxa" w:w="60"/>
-            </w:tcMar>
-            <w:vAlign w:val="center"/>
-          </w:tcPr>
-          <w:p/>
+              <w:top w:type="dxa" w:w="36"/>
+              <w:left w:type="dxa" w:w="90"/>
+              <w:bottom w:type="dxa" w:w="36"/>
+              <w:right w:type="dxa" w:w="60"/>
+            </w:tcMar>
+            <w:vAlign w:val="center"/>
+          </w:tcPr>
+          <w:p>
+            <w:pPr>
+              <w:spacing w:after="0" w:before="0" w:line="252" w:lineRule="exact"/>
+            </w:pPr>
+          </w:p>
         </w:tc>
         <w:tc>
           <w:tcPr>
@@ -223,16 +227,16 @@
             </w:tcBorders>
             <w:shd w:fill="EDF3FA" w:val="clear"/>
             <w:tcMar>
-              <w:top w:type="dxa" w:w="50"/>
-              <w:left w:type="dxa" w:w="90"/>
-              <w:bottom w:type="dxa" w:w="50"/>
-              <w:right w:type="dxa" w:w="60"/>
-            </w:tcMar>
-            <w:vAlign w:val="center"/>
-          </w:tcPr>
-          <w:p>
-            <w:pPr>
-              <w:spacing w:after="10" w:before="10"/>
+              <w:top w:type="dxa" w:w="36"/>
+              <w:left w:type="dxa" w:w="90"/>
+              <w:bottom w:type="dxa" w:w="36"/>
+              <w:right w:type="dxa" w:w="60"/>
+            </w:tcMar>
+            <w:vAlign w:val="center"/>
+          </w:tcPr>
+          <w:p>
+            <w:pPr>
+              <w:spacing w:after="0" w:before="0" w:line="252" w:lineRule="exact"/>
             </w:pPr>
             <w:r>
               <w:rPr>
@@ -257,14 +261,18 @@
               <w:right w:val="single" w:color="B9CCDE" w:sz="4"/>
             </w:tcBorders>
             <w:tcMar>
-              <w:top w:type="dxa" w:w="50"/>
-              <w:left w:type="dxa" w:w="90"/>
-              <w:bottom w:type="dxa" w:w="50"/>
-              <w:right w:type="dxa" w:w="60"/>
-            </w:tcMar>
-            <w:vAlign w:val="center"/>
-          </w:tcPr>
-          <w:p/>
+              <w:top w:type="dxa" w:w="36"/>
+              <w:left w:type="dxa" w:w="90"/>
+              <w:bottom w:type="dxa" w:w="36"/>
+              <w:right w:type="dxa" w:w="60"/>
+            </w:tcMar>
+            <w:vAlign w:val="center"/>
+          </w:tcPr>
+          <w:p>
+            <w:pPr>
+              <w:spacing w:after="0" w:before="0" w:line="252" w:lineRule="exact"/>
+            </w:pPr>
+          </w:p>
         </w:tc>
         <w:tc>
           <w:tcPr>
@@ -277,16 +285,16 @@
             </w:tcBorders>
             <w:shd w:fill="EDF3FA" w:val="clear"/>
             <w:tcMar>
-              <w:top w:type="dxa" w:w="50"/>
-              <w:left w:type="dxa" w:w="90"/>
-              <w:bottom w:type="dxa" w:w="50"/>
-              <w:right w:type="dxa" w:w="60"/>
-            </w:tcMar>
-            <w:vAlign w:val="center"/>
-          </w:tcPr>
-          <w:p>
-            <w:pPr>
-              <w:spacing w:after="10" w:before="10"/>
+              <w:top w:type="dxa" w:w="36"/>
+              <w:left w:type="dxa" w:w="90"/>
+              <w:bottom w:type="dxa" w:w="36"/>
+              <w:right w:type="dxa" w:w="60"/>
+            </w:tcMar>
+            <w:vAlign w:val="center"/>
+          </w:tcPr>
+          <w:p>
+            <w:pPr>
+              <w:spacing w:after="0" w:before="0" w:line="252" w:lineRule="exact"/>
             </w:pPr>
             <w:r>
               <w:rPr>
@@ -311,14 +319,18 @@
               <w:right w:val="single" w:color="B9CCDE" w:sz="4"/>
             </w:tcBorders>
             <w:tcMar>
-              <w:top w:type="dxa" w:w="50"/>
-              <w:left w:type="dxa" w:w="90"/>
-              <w:bottom w:type="dxa" w:w="50"/>
-              <w:right w:type="dxa" w:w="60"/>
-            </w:tcMar>
-            <w:vAlign w:val="center"/>
-          </w:tcPr>
-          <w:p/>
+              <w:top w:type="dxa" w:w="36"/>
+              <w:left w:type="dxa" w:w="90"/>
+              <w:bottom w:type="dxa" w:w="36"/>
+              <w:right w:type="dxa" w:w="60"/>
+            </w:tcMar>
+            <w:vAlign w:val="center"/>
+          </w:tcPr>
+          <w:p>
+            <w:pPr>
+              <w:spacing w:after="0" w:before="0" w:line="252" w:lineRule="exact"/>
+            </w:pPr>
+          </w:p>
         </w:tc>
         <w:tc>
           <w:tcPr>
@@ -331,16 +343,16 @@
             </w:tcBorders>
             <w:shd w:fill="EDF3FA" w:val="clear"/>
             <w:tcMar>
-              <w:top w:type="dxa" w:w="50"/>
-              <w:left w:type="dxa" w:w="90"/>
-              <w:bottom w:type="dxa" w:w="50"/>
-              <w:right w:type="dxa" w:w="60"/>
-            </w:tcMar>
-            <w:vAlign w:val="center"/>
-          </w:tcPr>
-          <w:p>
-            <w:pPr>
-              <w:spacing w:after="10" w:before="10"/>
+              <w:top w:type="dxa" w:w="36"/>
+              <w:left w:type="dxa" w:w="90"/>
+              <w:bottom w:type="dxa" w:w="36"/>
+              <w:right w:type="dxa" w:w="60"/>
+            </w:tcMar>
+            <w:vAlign w:val="center"/>
+          </w:tcPr>
+          <w:p>
+            <w:pPr>
+              <w:spacing w:after="0" w:before="0" w:line="252" w:lineRule="exact"/>
             </w:pPr>
             <w:r>
               <w:rPr>
@@ -365,16 +377,16 @@
               <w:right w:val="single" w:color="B9CCDE" w:sz="4"/>
             </w:tcBorders>
             <w:tcMar>
-              <w:top w:type="dxa" w:w="50"/>
-              <w:left w:type="dxa" w:w="90"/>
-              <w:bottom w:type="dxa" w:w="50"/>
-              <w:right w:type="dxa" w:w="60"/>
-            </w:tcMar>
-            <w:vAlign w:val="center"/>
-          </w:tcPr>
-          <w:p>
-            <w:pPr>
-              <w:spacing w:after="10" w:before="10"/>
+              <w:top w:type="dxa" w:w="36"/>
+              <w:left w:type="dxa" w:w="90"/>
+              <w:bottom w:type="dxa" w:w="36"/>
+              <w:right w:type="dxa" w:w="60"/>
+            </w:tcMar>
+            <w:vAlign w:val="center"/>
+          </w:tcPr>
+          <w:p>
+            <w:pPr>
+              <w:spacing w:after="0" w:before="0" w:line="252" w:lineRule="exact"/>
             </w:pPr>
             <w:r>
               <w:rPr>
@@ -393,7 +405,7 @@
     </w:tbl>
     <w:p>
       <w:pPr>
-        <w:spacing w:after="60" w:before="0"/>
+        <w:spacing w:after="0" w:before="0" w:line="90" w:lineRule="exact"/>
       </w:pPr>
     </w:p>
     <w:tbl>
@@ -423,16 +435,16 @@
             </w:tcBorders>
             <w:shd w:fill="035293" w:val="clear"/>
             <w:tcMar>
-              <w:top w:type="dxa" w:w="50"/>
-              <w:left w:type="dxa" w:w="90"/>
-              <w:bottom w:type="dxa" w:w="50"/>
-              <w:right w:type="dxa" w:w="60"/>
-            </w:tcMar>
-            <w:vAlign w:val="center"/>
-          </w:tcPr>
-          <w:p>
-            <w:pPr>
-              <w:spacing w:after="10" w:before="10"/>
+              <w:top w:type="dxa" w:w="36"/>
+              <w:left w:type="dxa" w:w="90"/>
+              <w:bottom w:type="dxa" w:w="36"/>
+              <w:right w:type="dxa" w:w="60"/>
+            </w:tcMar>
+            <w:vAlign w:val="center"/>
+          </w:tcPr>
+          <w:p>
+            <w:pPr>
+              <w:spacing w:after="0" w:before="0" w:line="266" w:lineRule="exact"/>
             </w:pPr>
             <w:r>
               <w:rPr>
@@ -479,16 +491,16 @@
             </w:tcBorders>
             <w:shd w:fill="EDF3FA" w:val="clear"/>
             <w:tcMar>
-              <w:top w:type="dxa" w:w="50"/>
-              <w:left w:type="dxa" w:w="90"/>
-              <w:bottom w:type="dxa" w:w="50"/>
-              <w:right w:type="dxa" w:w="60"/>
-            </w:tcMar>
-            <w:vAlign w:val="center"/>
-          </w:tcPr>
-          <w:p>
-            <w:pPr>
-              <w:spacing w:after="10" w:before="10"/>
+              <w:top w:type="dxa" w:w="36"/>
+              <w:left w:type="dxa" w:w="90"/>
+              <w:bottom w:type="dxa" w:w="36"/>
+              <w:right w:type="dxa" w:w="60"/>
+            </w:tcMar>
+            <w:vAlign w:val="center"/>
+          </w:tcPr>
+          <w:p>
+            <w:pPr>
+              <w:spacing w:after="0" w:before="0" w:line="252" w:lineRule="exact"/>
             </w:pPr>
             <w:r>
               <w:rPr>
@@ -513,14 +525,18 @@
               <w:right w:val="single" w:color="B9CCDE" w:sz="4"/>
             </w:tcBorders>
             <w:tcMar>
-              <w:top w:type="dxa" w:w="50"/>
-              <w:left w:type="dxa" w:w="90"/>
-              <w:bottom w:type="dxa" w:w="50"/>
-              <w:right w:type="dxa" w:w="60"/>
-            </w:tcMar>
-            <w:vAlign w:val="center"/>
-          </w:tcPr>
-          <w:p/>
+              <w:top w:type="dxa" w:w="36"/>
+              <w:left w:type="dxa" w:w="90"/>
+              <w:bottom w:type="dxa" w:w="36"/>
+              <w:right w:type="dxa" w:w="60"/>
+            </w:tcMar>
+            <w:vAlign w:val="center"/>
+          </w:tcPr>
+          <w:p>
+            <w:pPr>
+              <w:spacing w:after="0" w:before="0" w:line="252" w:lineRule="exact"/>
+            </w:pPr>
+          </w:p>
         </w:tc>
         <w:tc>
           <w:tcPr>
@@ -533,16 +549,16 @@
             </w:tcBorders>
             <w:shd w:fill="EDF3FA" w:val="clear"/>
             <w:tcMar>
-              <w:top w:type="dxa" w:w="50"/>
-              <w:left w:type="dxa" w:w="90"/>
-              <w:bottom w:type="dxa" w:w="50"/>
-              <w:right w:type="dxa" w:w="60"/>
-            </w:tcMar>
-            <w:vAlign w:val="center"/>
-          </w:tcPr>
-          <w:p>
-            <w:pPr>
-              <w:spacing w:after="10" w:before="10"/>
+              <w:top w:type="dxa" w:w="36"/>
+              <w:left w:type="dxa" w:w="90"/>
+              <w:bottom w:type="dxa" w:w="36"/>
+              <w:right w:type="dxa" w:w="60"/>
+            </w:tcMar>
+            <w:vAlign w:val="center"/>
+          </w:tcPr>
+          <w:p>
+            <w:pPr>
+              <w:spacing w:after="0" w:before="0" w:line="252" w:lineRule="exact"/>
             </w:pPr>
             <w:r>
               <w:rPr>
@@ -567,14 +583,18 @@
               <w:right w:val="single" w:color="B9CCDE" w:sz="4"/>
             </w:tcBorders>
             <w:tcMar>
-              <w:top w:type="dxa" w:w="50"/>
-              <w:left w:type="dxa" w:w="90"/>
-              <w:bottom w:type="dxa" w:w="50"/>
-              <w:right w:type="dxa" w:w="60"/>
-            </w:tcMar>
-            <w:vAlign w:val="center"/>
-          </w:tcPr>
-          <w:p/>
+              <w:top w:type="dxa" w:w="36"/>
+              <w:left w:type="dxa" w:w="90"/>
+              <w:bottom w:type="dxa" w:w="36"/>
+              <w:right w:type="dxa" w:w="60"/>
+            </w:tcMar>
+            <w:vAlign w:val="center"/>
+          </w:tcPr>
+          <w:p>
+            <w:pPr>
+              <w:spacing w:after="0" w:before="0" w:line="252" w:lineRule="exact"/>
+            </w:pPr>
+          </w:p>
         </w:tc>
       </w:tr>
       <w:tr>
@@ -589,16 +609,16 @@
             </w:tcBorders>
             <w:shd w:fill="EDF3FA" w:val="clear"/>
             <w:tcMar>
-              <w:top w:type="dxa" w:w="50"/>
-              <w:left w:type="dxa" w:w="90"/>
-              <w:bottom w:type="dxa" w:w="50"/>
-              <w:right w:type="dxa" w:w="60"/>
-            </w:tcMar>
-            <w:vAlign w:val="center"/>
-          </w:tcPr>
-          <w:p>
-            <w:pPr>
-              <w:spacing w:after="10" w:before="10"/>
+              <w:top w:type="dxa" w:w="36"/>
+              <w:left w:type="dxa" w:w="90"/>
+              <w:bottom w:type="dxa" w:w="36"/>
+              <w:right w:type="dxa" w:w="60"/>
+            </w:tcMar>
+            <w:vAlign w:val="center"/>
+          </w:tcPr>
+          <w:p>
+            <w:pPr>
+              <w:spacing w:after="0" w:before="0" w:line="252" w:lineRule="exact"/>
             </w:pPr>
             <w:r>
               <w:rPr>
@@ -623,14 +643,18 @@
               <w:right w:val="single" w:color="B9CCDE" w:sz="4"/>
             </w:tcBorders>
             <w:tcMar>
-              <w:top w:type="dxa" w:w="50"/>
-              <w:left w:type="dxa" w:w="90"/>
-              <w:bottom w:type="dxa" w:w="50"/>
-              <w:right w:type="dxa" w:w="60"/>
-            </w:tcMar>
-            <w:vAlign w:val="center"/>
-          </w:tcPr>
-          <w:p/>
+              <w:top w:type="dxa" w:w="36"/>
+              <w:left w:type="dxa" w:w="90"/>
+              <w:bottom w:type="dxa" w:w="36"/>
+              <w:right w:type="dxa" w:w="60"/>
+            </w:tcMar>
+            <w:vAlign w:val="center"/>
+          </w:tcPr>
+          <w:p>
+            <w:pPr>
+              <w:spacing w:after="0" w:before="0" w:line="252" w:lineRule="exact"/>
+            </w:pPr>
+          </w:p>
         </w:tc>
         <w:tc>
           <w:tcPr>
@@ -643,16 +667,16 @@
             </w:tcBorders>
             <w:shd w:fill="EDF3FA" w:val="clear"/>
             <w:tcMar>
-              <w:top w:type="dxa" w:w="50"/>
-              <w:left w:type="dxa" w:w="90"/>
-              <w:bottom w:type="dxa" w:w="50"/>
-              <w:right w:type="dxa" w:w="60"/>
-            </w:tcMar>
-            <w:vAlign w:val="center"/>
-          </w:tcPr>
-          <w:p>
-            <w:pPr>
-              <w:spacing w:after="10" w:before="10"/>
+              <w:top w:type="dxa" w:w="36"/>
+              <w:left w:type="dxa" w:w="90"/>
+              <w:bottom w:type="dxa" w:w="36"/>
+              <w:right w:type="dxa" w:w="60"/>
+            </w:tcMar>
+            <w:vAlign w:val="center"/>
+          </w:tcPr>
+          <w:p>
+            <w:pPr>
+              <w:spacing w:after="0" w:before="0" w:line="252" w:lineRule="exact"/>
             </w:pPr>
             <w:r>
               <w:rPr>
@@ -677,14 +701,18 @@
               <w:right w:val="single" w:color="B9CCDE" w:sz="4"/>
             </w:tcBorders>
             <w:tcMar>
-              <w:top w:type="dxa" w:w="50"/>
-              <w:left w:type="dxa" w:w="90"/>
-              <w:bottom w:type="dxa" w:w="50"/>
-              <w:right w:type="dxa" w:w="60"/>
-            </w:tcMar>
-            <w:vAlign w:val="center"/>
-          </w:tcPr>
-          <w:p/>
+              <w:top w:type="dxa" w:w="36"/>
+              <w:left w:type="dxa" w:w="90"/>
+              <w:bottom w:type="dxa" w:w="36"/>
+              <w:right w:type="dxa" w:w="60"/>
+            </w:tcMar>
+            <w:vAlign w:val="center"/>
+          </w:tcPr>
+          <w:p>
+            <w:pPr>
+              <w:spacing w:after="0" w:before="0" w:line="252" w:lineRule="exact"/>
+            </w:pPr>
+          </w:p>
         </w:tc>
       </w:tr>
       <w:tr>
@@ -699,16 +727,16 @@
             </w:tcBorders>
             <w:shd w:fill="EDF3FA" w:val="clear"/>
             <w:tcMar>
-              <w:top w:type="dxa" w:w="50"/>
-              <w:left w:type="dxa" w:w="90"/>
-              <w:bottom w:type="dxa" w:w="50"/>
-              <w:right w:type="dxa" w:w="60"/>
-            </w:tcMar>
-            <w:vAlign w:val="center"/>
-          </w:tcPr>
-          <w:p>
-            <w:pPr>
-              <w:spacing w:after="10" w:before="10"/>
+              <w:top w:type="dxa" w:w="36"/>
+              <w:left w:type="dxa" w:w="90"/>
+              <w:bottom w:type="dxa" w:w="36"/>
+              <w:right w:type="dxa" w:w="60"/>
+            </w:tcMar>
+            <w:vAlign w:val="center"/>
+          </w:tcPr>
+          <w:p>
+            <w:pPr>
+              <w:spacing w:after="0" w:before="0" w:line="252" w:lineRule="exact"/>
             </w:pPr>
             <w:r>
               <w:rPr>
@@ -733,16 +761,16 @@
               <w:right w:val="single" w:color="B9CCDE" w:sz="4"/>
             </w:tcBorders>
             <w:tcMar>
-              <w:top w:type="dxa" w:w="50"/>
-              <w:left w:type="dxa" w:w="90"/>
-              <w:bottom w:type="dxa" w:w="50"/>
-              <w:right w:type="dxa" w:w="60"/>
-            </w:tcMar>
-            <w:vAlign w:val="center"/>
-          </w:tcPr>
-          <w:p>
-            <w:pPr>
-              <w:spacing w:after="10" w:before="10"/>
+              <w:top w:type="dxa" w:w="36"/>
+              <w:left w:type="dxa" w:w="90"/>
+              <w:bottom w:type="dxa" w:w="36"/>
+              <w:right w:type="dxa" w:w="60"/>
+            </w:tcMar>
+            <w:vAlign w:val="center"/>
+          </w:tcPr>
+          <w:p>
+            <w:pPr>
+              <w:spacing w:after="0" w:before="0" w:line="224" w:lineRule="exact"/>
             </w:pPr>
             <w:r>
               <w:rPr>
@@ -768,16 +796,16 @@
             </w:tcBorders>
             <w:shd w:fill="EDF3FA" w:val="clear"/>
             <w:tcMar>
-              <w:top w:type="dxa" w:w="50"/>
-              <w:left w:type="dxa" w:w="90"/>
-              <w:bottom w:type="dxa" w:w="50"/>
-              <w:right w:type="dxa" w:w="60"/>
-            </w:tcMar>
-            <w:vAlign w:val="center"/>
-          </w:tcPr>
-          <w:p>
-            <w:pPr>
-              <w:spacing w:after="10" w:before="10"/>
+              <w:top w:type="dxa" w:w="36"/>
+              <w:left w:type="dxa" w:w="90"/>
+              <w:bottom w:type="dxa" w:w="36"/>
+              <w:right w:type="dxa" w:w="60"/>
+            </w:tcMar>
+            <w:vAlign w:val="center"/>
+          </w:tcPr>
+          <w:p>
+            <w:pPr>
+              <w:spacing w:after="0" w:before="0" w:line="252" w:lineRule="exact"/>
             </w:pPr>
             <w:r>
               <w:rPr>
@@ -802,16 +830,16 @@
               <w:right w:val="single" w:color="B9CCDE" w:sz="4"/>
             </w:tcBorders>
             <w:tcMar>
-              <w:top w:type="dxa" w:w="50"/>
-              <w:left w:type="dxa" w:w="90"/>
-              <w:bottom w:type="dxa" w:w="50"/>
-              <w:right w:type="dxa" w:w="60"/>
-            </w:tcMar>
-            <w:vAlign w:val="center"/>
-          </w:tcPr>
-          <w:p>
-            <w:pPr>
-              <w:spacing w:after="10" w:before="10"/>
+              <w:top w:type="dxa" w:w="36"/>
+              <w:left w:type="dxa" w:w="90"/>
+              <w:bottom w:type="dxa" w:w="36"/>
+              <w:right w:type="dxa" w:w="60"/>
+            </w:tcMar>
+            <w:vAlign w:val="center"/>
+          </w:tcPr>
+          <w:p>
+            <w:pPr>
+              <w:spacing w:after="0" w:before="0" w:line="224" w:lineRule="exact"/>
             </w:pPr>
             <w:r>
               <w:rPr>
@@ -830,7 +858,7 @@
     </w:tbl>
     <w:p>
       <w:pPr>
-        <w:spacing w:after="60" w:before="0"/>
+        <w:spacing w:after="0" w:before="0" w:line="90" w:lineRule="exact"/>
       </w:pPr>
     </w:p>
     <w:tbl>
@@ -860,16 +888,16 @@
             </w:tcBorders>
             <w:shd w:fill="035293" w:val="clear"/>
             <w:tcMar>
-              <w:top w:type="dxa" w:w="50"/>
-              <w:left w:type="dxa" w:w="90"/>
-              <w:bottom w:type="dxa" w:w="50"/>
-              <w:right w:type="dxa" w:w="60"/>
-            </w:tcMar>
-            <w:vAlign w:val="center"/>
-          </w:tcPr>
-          <w:p>
-            <w:pPr>
-              <w:spacing w:after="10" w:before="10"/>
+              <w:top w:type="dxa" w:w="36"/>
+              <w:left w:type="dxa" w:w="90"/>
+              <w:bottom w:type="dxa" w:w="36"/>
+              <w:right w:type="dxa" w:w="60"/>
+            </w:tcMar>
+            <w:vAlign w:val="center"/>
+          </w:tcPr>
+          <w:p>
+            <w:pPr>
+              <w:spacing w:after="0" w:before="0" w:line="266" w:lineRule="exact"/>
             </w:pPr>
             <w:r>
               <w:rPr>
@@ -918,16 +946,16 @@
             </w:tcBorders>
             <w:shd w:fill="EDF3FA" w:val="clear"/>
             <w:tcMar>
-              <w:top w:type="dxa" w:w="50"/>
-              <w:left w:type="dxa" w:w="90"/>
-              <w:bottom w:type="dxa" w:w="50"/>
-              <w:right w:type="dxa" w:w="60"/>
-            </w:tcMar>
-            <w:vAlign w:val="center"/>
-          </w:tcPr>
-          <w:p>
-            <w:pPr>
-              <w:spacing w:after="10" w:before="10"/>
+              <w:top w:type="dxa" w:w="36"/>
+              <w:left w:type="dxa" w:w="90"/>
+              <w:bottom w:type="dxa" w:w="36"/>
+              <w:right w:type="dxa" w:w="60"/>
+            </w:tcMar>
+            <w:vAlign w:val="center"/>
+          </w:tcPr>
+          <w:p>
+            <w:pPr>
+              <w:spacing w:after="0" w:before="0" w:line="252" w:lineRule="exact"/>
             </w:pPr>
             <w:r>
               <w:rPr>
@@ -952,14 +980,18 @@
               <w:right w:val="single" w:color="B9CCDE" w:sz="4"/>
             </w:tcBorders>
             <w:tcMar>
-              <w:top w:type="dxa" w:w="50"/>
-              <w:left w:type="dxa" w:w="90"/>
-              <w:bottom w:type="dxa" w:w="50"/>
-              <w:right w:type="dxa" w:w="60"/>
-            </w:tcMar>
-            <w:vAlign w:val="center"/>
-          </w:tcPr>
-          <w:p/>
+              <w:top w:type="dxa" w:w="36"/>
+              <w:left w:type="dxa" w:w="90"/>
+              <w:bottom w:type="dxa" w:w="36"/>
+              <w:right w:type="dxa" w:w="60"/>
+            </w:tcMar>
+            <w:vAlign w:val="center"/>
+          </w:tcPr>
+          <w:p>
+            <w:pPr>
+              <w:spacing w:after="0" w:before="0" w:line="252" w:lineRule="exact"/>
+            </w:pPr>
+          </w:p>
         </w:tc>
         <w:tc>
           <w:tcPr>
@@ -972,16 +1004,16 @@
             </w:tcBorders>
             <w:shd w:fill="EDF3FA" w:val="clear"/>
             <w:tcMar>
-              <w:top w:type="dxa" w:w="50"/>
-              <w:left w:type="dxa" w:w="90"/>
-              <w:bottom w:type="dxa" w:w="50"/>
-              <w:right w:type="dxa" w:w="60"/>
-            </w:tcMar>
-            <w:vAlign w:val="center"/>
-          </w:tcPr>
-          <w:p>
-            <w:pPr>
-              <w:spacing w:after="10" w:before="10"/>
+              <w:top w:type="dxa" w:w="36"/>
+              <w:left w:type="dxa" w:w="90"/>
+              <w:bottom w:type="dxa" w:w="36"/>
+              <w:right w:type="dxa" w:w="60"/>
+            </w:tcMar>
+            <w:vAlign w:val="center"/>
+          </w:tcPr>
+          <w:p>
+            <w:pPr>
+              <w:spacing w:after="0" w:before="0" w:line="252" w:lineRule="exact"/>
             </w:pPr>
             <w:r>
               <w:rPr>
@@ -1006,14 +1038,18 @@
               <w:right w:val="single" w:color="B9CCDE" w:sz="4"/>
             </w:tcBorders>
             <w:tcMar>
-              <w:top w:type="dxa" w:w="50"/>
-              <w:left w:type="dxa" w:w="90"/>
-              <w:bottom w:type="dxa" w:w="50"/>
-              <w:right w:type="dxa" w:w="60"/>
-            </w:tcMar>
-            <w:vAlign w:val="center"/>
-          </w:tcPr>
-          <w:p/>
+              <w:top w:type="dxa" w:w="36"/>
+              <w:left w:type="dxa" w:w="90"/>
+              <w:bottom w:type="dxa" w:w="36"/>
+              <w:right w:type="dxa" w:w="60"/>
+            </w:tcMar>
+            <w:vAlign w:val="center"/>
+          </w:tcPr>
+          <w:p>
+            <w:pPr>
+              <w:spacing w:after="0" w:before="0" w:line="252" w:lineRule="exact"/>
+            </w:pPr>
+          </w:p>
         </w:tc>
         <w:tc>
           <w:tcPr>
@@ -1026,16 +1062,16 @@
             </w:tcBorders>
             <w:shd w:fill="EDF3FA" w:val="clear"/>
             <w:tcMar>
-              <w:top w:type="dxa" w:w="50"/>
-              <w:left w:type="dxa" w:w="90"/>
-              <w:bottom w:type="dxa" w:w="50"/>
-              <w:right w:type="dxa" w:w="60"/>
-            </w:tcMar>
-            <w:vAlign w:val="center"/>
-          </w:tcPr>
-          <w:p>
-            <w:pPr>
-              <w:spacing w:after="10" w:before="10"/>
+              <w:top w:type="dxa" w:w="36"/>
+              <w:left w:type="dxa" w:w="90"/>
+              <w:bottom w:type="dxa" w:w="36"/>
+              <w:right w:type="dxa" w:w="60"/>
+            </w:tcMar>
+            <w:vAlign w:val="center"/>
+          </w:tcPr>
+          <w:p>
+            <w:pPr>
+              <w:spacing w:after="0" w:before="0" w:line="252" w:lineRule="exact"/>
             </w:pPr>
             <w:r>
               <w:rPr>
@@ -1060,14 +1096,18 @@
               <w:right w:val="single" w:color="B9CCDE" w:sz="4"/>
             </w:tcBorders>
             <w:tcMar>
-              <w:top w:type="dxa" w:w="50"/>
-              <w:left w:type="dxa" w:w="90"/>
-              <w:bottom w:type="dxa" w:w="50"/>
-              <w:right w:type="dxa" w:w="60"/>
-            </w:tcMar>
-            <w:vAlign w:val="center"/>
-          </w:tcPr>
-          <w:p/>
+              <w:top w:type="dxa" w:w="36"/>
+              <w:left w:type="dxa" w:w="90"/>
+              <w:bottom w:type="dxa" w:w="36"/>
+              <w:right w:type="dxa" w:w="60"/>
+            </w:tcMar>
+            <w:vAlign w:val="center"/>
+          </w:tcPr>
+          <w:p>
+            <w:pPr>
+              <w:spacing w:after="0" w:before="0" w:line="252" w:lineRule="exact"/>
+            </w:pPr>
+          </w:p>
         </w:tc>
       </w:tr>
     </w:tbl>
@@ -1107,16 +1147,16 @@
             </w:tcBorders>
             <w:shd w:fill="EDF3FA" w:val="clear"/>
             <w:tcMar>
-              <w:top w:type="dxa" w:w="50"/>
-              <w:left w:type="dxa" w:w="90"/>
-              <w:bottom w:type="dxa" w:w="50"/>
-              <w:right w:type="dxa" w:w="60"/>
-            </w:tcMar>
-            <w:vAlign w:val="center"/>
-          </w:tcPr>
-          <w:p>
-            <w:pPr>
-              <w:spacing w:after="10" w:before="10"/>
+              <w:top w:type="dxa" w:w="36"/>
+              <w:left w:type="dxa" w:w="90"/>
+              <w:bottom w:type="dxa" w:w="36"/>
+              <w:right w:type="dxa" w:w="60"/>
+            </w:tcMar>
+            <w:vAlign w:val="center"/>
+          </w:tcPr>
+          <w:p>
+            <w:pPr>
+              <w:spacing w:after="0" w:before="0" w:line="224" w:lineRule="exact"/>
             </w:pPr>
             <w:r>
               <w:rPr>
@@ -1141,16 +1181,16 @@
               <w:right w:val="single" w:color="B9CCDE" w:sz="4"/>
             </w:tcBorders>
             <w:tcMar>
-              <w:top w:type="dxa" w:w="50"/>
-              <w:left w:type="dxa" w:w="90"/>
-              <w:bottom w:type="dxa" w:w="50"/>
-              <w:right w:type="dxa" w:w="60"/>
-            </w:tcMar>
-            <w:vAlign w:val="center"/>
-          </w:tcPr>
-          <w:p>
-            <w:pPr>
-              <w:spacing w:after="10" w:before="10"/>
+              <w:top w:type="dxa" w:w="36"/>
+              <w:left w:type="dxa" w:w="90"/>
+              <w:bottom w:type="dxa" w:w="36"/>
+              <w:right w:type="dxa" w:w="60"/>
+            </w:tcMar>
+            <w:vAlign w:val="center"/>
+          </w:tcPr>
+          <w:p>
+            <w:pPr>
+              <w:spacing w:after="0" w:before="0" w:line="224" w:lineRule="exact"/>
             </w:pPr>
             <w:r>
               <w:rPr>
@@ -1175,16 +1215,16 @@
               <w:right w:val="single" w:color="B9CCDE" w:sz="4"/>
             </w:tcBorders>
             <w:tcMar>
-              <w:top w:type="dxa" w:w="50"/>
-              <w:left w:type="dxa" w:w="90"/>
-              <w:bottom w:type="dxa" w:w="50"/>
-              <w:right w:type="dxa" w:w="60"/>
-            </w:tcMar>
-            <w:vAlign w:val="center"/>
-          </w:tcPr>
-          <w:p>
-            <w:pPr>
-              <w:spacing w:after="10" w:before="10"/>
+              <w:top w:type="dxa" w:w="36"/>
+              <w:left w:type="dxa" w:w="90"/>
+              <w:bottom w:type="dxa" w:w="36"/>
+              <w:right w:type="dxa" w:w="60"/>
+            </w:tcMar>
+            <w:vAlign w:val="center"/>
+          </w:tcPr>
+          <w:p>
+            <w:pPr>
+              <w:spacing w:after="0" w:before="0" w:line="224" w:lineRule="exact"/>
             </w:pPr>
             <w:r>
               <w:rPr>
@@ -1209,16 +1249,16 @@
               <w:right w:val="single" w:color="B9CCDE" w:sz="4"/>
             </w:tcBorders>
             <w:tcMar>
-              <w:top w:type="dxa" w:w="50"/>
-              <w:left w:type="dxa" w:w="90"/>
-              <w:bottom w:type="dxa" w:w="50"/>
-              <w:right w:type="dxa" w:w="60"/>
-            </w:tcMar>
-            <w:vAlign w:val="center"/>
-          </w:tcPr>
-          <w:p>
-            <w:pPr>
-              <w:spacing w:after="10" w:before="10"/>
+              <w:top w:type="dxa" w:w="36"/>
+              <w:left w:type="dxa" w:w="90"/>
+              <w:bottom w:type="dxa" w:w="36"/>
+              <w:right w:type="dxa" w:w="60"/>
+            </w:tcMar>
+            <w:vAlign w:val="center"/>
+          </w:tcPr>
+          <w:p>
+            <w:pPr>
+              <w:spacing w:after="0" w:before="0" w:line="224" w:lineRule="exact"/>
             </w:pPr>
             <w:r>
               <w:rPr>
@@ -1243,16 +1283,16 @@
               <w:right w:val="single" w:color="B9CCDE" w:sz="4"/>
             </w:tcBorders>
             <w:tcMar>
-              <w:top w:type="dxa" w:w="50"/>
-              <w:left w:type="dxa" w:w="90"/>
-              <w:bottom w:type="dxa" w:w="50"/>
-              <w:right w:type="dxa" w:w="60"/>
-            </w:tcMar>
-            <w:vAlign w:val="center"/>
-          </w:tcPr>
-          <w:p>
-            <w:pPr>
-              <w:spacing w:after="10" w:before="10"/>
+              <w:top w:type="dxa" w:w="36"/>
+              <w:left w:type="dxa" w:w="90"/>
+              <w:bottom w:type="dxa" w:w="36"/>
+              <w:right w:type="dxa" w:w="60"/>
+            </w:tcMar>
+            <w:vAlign w:val="center"/>
+          </w:tcPr>
+          <w:p>
+            <w:pPr>
+              <w:spacing w:after="0" w:before="0" w:line="224" w:lineRule="exact"/>
             </w:pPr>
             <w:r>
               <w:rPr>
@@ -1277,16 +1317,16 @@
               <w:right w:val="single" w:color="B9CCDE" w:sz="4"/>
             </w:tcBorders>
             <w:tcMar>
-              <w:top w:type="dxa" w:w="50"/>
-              <w:left w:type="dxa" w:w="90"/>
-              <w:bottom w:type="dxa" w:w="50"/>
-              <w:right w:type="dxa" w:w="60"/>
-            </w:tcMar>
-            <w:vAlign w:val="center"/>
-          </w:tcPr>
-          <w:p>
-            <w:pPr>
-              <w:spacing w:after="10" w:before="10"/>
+              <w:top w:type="dxa" w:w="36"/>
+              <w:left w:type="dxa" w:w="90"/>
+              <w:bottom w:type="dxa" w:w="36"/>
+              <w:right w:type="dxa" w:w="60"/>
+            </w:tcMar>
+            <w:vAlign w:val="center"/>
+          </w:tcPr>
+          <w:p>
+            <w:pPr>
+              <w:spacing w:after="0" w:before="0" w:line="224" w:lineRule="exact"/>
             </w:pPr>
             <w:r>
               <w:rPr>
@@ -1311,16 +1351,16 @@
               <w:right w:val="single" w:color="B9CCDE" w:sz="4"/>
             </w:tcBorders>
             <w:tcMar>
-              <w:top w:type="dxa" w:w="50"/>
-              <w:left w:type="dxa" w:w="90"/>
-              <w:bottom w:type="dxa" w:w="50"/>
-              <w:right w:type="dxa" w:w="60"/>
-            </w:tcMar>
-            <w:vAlign w:val="center"/>
-          </w:tcPr>
-          <w:p>
-            <w:pPr>
-              <w:spacing w:after="10" w:before="10"/>
+              <w:top w:type="dxa" w:w="36"/>
+              <w:left w:type="dxa" w:w="90"/>
+              <w:bottom w:type="dxa" w:w="36"/>
+              <w:right w:type="dxa" w:w="60"/>
+            </w:tcMar>
+            <w:vAlign w:val="center"/>
+          </w:tcPr>
+          <w:p>
+            <w:pPr>
+              <w:spacing w:after="0" w:before="0" w:line="224" w:lineRule="exact"/>
             </w:pPr>
             <w:r>
               <w:rPr>
@@ -1345,16 +1385,16 @@
               <w:right w:val="single" w:color="B9CCDE" w:sz="4"/>
             </w:tcBorders>
             <w:tcMar>
-              <w:top w:type="dxa" w:w="50"/>
-              <w:left w:type="dxa" w:w="90"/>
-              <w:bottom w:type="dxa" w:w="50"/>
-              <w:right w:type="dxa" w:w="60"/>
-            </w:tcMar>
-            <w:vAlign w:val="center"/>
-          </w:tcPr>
-          <w:p>
-            <w:pPr>
-              <w:spacing w:after="10" w:before="10"/>
+              <w:top w:type="dxa" w:w="36"/>
+              <w:left w:type="dxa" w:w="90"/>
+              <w:bottom w:type="dxa" w:w="36"/>
+              <w:right w:type="dxa" w:w="60"/>
+            </w:tcMar>
+            <w:vAlign w:val="center"/>
+          </w:tcPr>
+          <w:p>
+            <w:pPr>
+              <w:spacing w:after="0" w:before="0" w:line="224" w:lineRule="exact"/>
             </w:pPr>
             <w:r>
               <w:rPr>
@@ -1379,16 +1419,16 @@
               <w:right w:val="single" w:color="B9CCDE" w:sz="4"/>
             </w:tcBorders>
             <w:tcMar>
-              <w:top w:type="dxa" w:w="50"/>
-              <w:left w:type="dxa" w:w="90"/>
-              <w:bottom w:type="dxa" w:w="50"/>
-              <w:right w:type="dxa" w:w="60"/>
-            </w:tcMar>
-            <w:vAlign w:val="center"/>
-          </w:tcPr>
-          <w:p>
-            <w:pPr>
-              <w:spacing w:after="10" w:before="10"/>
+              <w:top w:type="dxa" w:w="36"/>
+              <w:left w:type="dxa" w:w="90"/>
+              <w:bottom w:type="dxa" w:w="36"/>
+              <w:right w:type="dxa" w:w="60"/>
+            </w:tcMar>
+            <w:vAlign w:val="center"/>
+          </w:tcPr>
+          <w:p>
+            <w:pPr>
+              <w:spacing w:after="0" w:before="0" w:line="224" w:lineRule="exact"/>
             </w:pPr>
             <w:r>
               <w:rPr>
@@ -1413,16 +1453,16 @@
               <w:right w:val="single" w:color="B9CCDE" w:sz="4"/>
             </w:tcBorders>
             <w:tcMar>
-              <w:top w:type="dxa" w:w="50"/>
-              <w:left w:type="dxa" w:w="90"/>
-              <w:bottom w:type="dxa" w:w="50"/>
-              <w:right w:type="dxa" w:w="60"/>
-            </w:tcMar>
-            <w:vAlign w:val="center"/>
-          </w:tcPr>
-          <w:p>
-            <w:pPr>
-              <w:spacing w:after="10" w:before="10"/>
+              <w:top w:type="dxa" w:w="36"/>
+              <w:left w:type="dxa" w:w="90"/>
+              <w:bottom w:type="dxa" w:w="36"/>
+              <w:right w:type="dxa" w:w="60"/>
+            </w:tcMar>
+            <w:vAlign w:val="center"/>
+          </w:tcPr>
+          <w:p>
+            <w:pPr>
+              <w:spacing w:after="0" w:before="0" w:line="224" w:lineRule="exact"/>
             </w:pPr>
             <w:r>
               <w:rPr>
@@ -1441,7 +1481,7 @@
     </w:tbl>
     <w:p>
       <w:pPr>
-        <w:spacing w:after="10" w:before="10"/>
+        <w:spacing w:after="0" w:before="0" w:line="196" w:lineRule="exact"/>
       </w:pPr>
       <w:r>
         <w:rPr>
@@ -1483,16 +1523,16 @@
             </w:tcBorders>
             <w:shd w:fill="EDF3FA" w:val="clear"/>
             <w:tcMar>
-              <w:top w:type="dxa" w:w="50"/>
-              <w:left w:type="dxa" w:w="90"/>
-              <w:bottom w:type="dxa" w:w="50"/>
-              <w:right w:type="dxa" w:w="60"/>
-            </w:tcMar>
-            <w:vAlign w:val="center"/>
-          </w:tcPr>
-          <w:p>
-            <w:pPr>
-              <w:spacing w:after="10" w:before="10"/>
+              <w:top w:type="dxa" w:w="36"/>
+              <w:left w:type="dxa" w:w="90"/>
+              <w:bottom w:type="dxa" w:w="36"/>
+              <w:right w:type="dxa" w:w="60"/>
+            </w:tcMar>
+            <w:vAlign w:val="center"/>
+          </w:tcPr>
+          <w:p>
+            <w:pPr>
+              <w:spacing w:after="0" w:before="0" w:line="252" w:lineRule="exact"/>
             </w:pPr>
             <w:r>
               <w:rPr>
@@ -1517,16 +1557,16 @@
               <w:right w:val="single" w:color="B9CCDE" w:sz="4"/>
             </w:tcBorders>
             <w:tcMar>
-              <w:top w:type="dxa" w:w="50"/>
-              <w:left w:type="dxa" w:w="90"/>
-              <w:bottom w:type="dxa" w:w="50"/>
-              <w:right w:type="dxa" w:w="60"/>
-            </w:tcMar>
-            <w:vAlign w:val="center"/>
-          </w:tcPr>
-          <w:p>
-            <w:pPr>
-              <w:spacing w:after="10" w:before="10"/>
+              <w:top w:type="dxa" w:w="36"/>
+              <w:left w:type="dxa" w:w="90"/>
+              <w:bottom w:type="dxa" w:w="36"/>
+              <w:right w:type="dxa" w:w="60"/>
+            </w:tcMar>
+            <w:vAlign w:val="center"/>
+          </w:tcPr>
+          <w:p>
+            <w:pPr>
+              <w:spacing w:after="0" w:before="0" w:line="252" w:lineRule="exact"/>
             </w:pPr>
             <w:r>
               <w:rPr>
@@ -1545,7 +1585,7 @@
     </w:tbl>
     <w:p>
       <w:pPr>
-        <w:spacing w:after="10" w:before="10"/>
+        <w:spacing w:after="0" w:before="0" w:line="196" w:lineRule="exact"/>
       </w:pPr>
       <w:r>
         <w:rPr>
@@ -1561,7 +1601,7 @@
     </w:p>
     <w:p>
       <w:pPr>
-        <w:spacing w:after="60" w:before="0"/>
+        <w:spacing w:after="0" w:before="0" w:line="90" w:lineRule="exact"/>
       </w:pPr>
     </w:p>
     <w:tbl>
@@ -1591,16 +1631,16 @@
             </w:tcBorders>
             <w:shd w:fill="035293" w:val="clear"/>
             <w:tcMar>
-              <w:top w:type="dxa" w:w="50"/>
-              <w:left w:type="dxa" w:w="90"/>
-              <w:bottom w:type="dxa" w:w="50"/>
-              <w:right w:type="dxa" w:w="60"/>
-            </w:tcMar>
-            <w:vAlign w:val="center"/>
-          </w:tcPr>
-          <w:p>
-            <w:pPr>
-              <w:spacing w:after="10" w:before="10"/>
+              <w:top w:type="dxa" w:w="36"/>
+              <w:left w:type="dxa" w:w="90"/>
+              <w:bottom w:type="dxa" w:w="36"/>
+              <w:right w:type="dxa" w:w="60"/>
+            </w:tcMar>
+            <w:vAlign w:val="center"/>
+          </w:tcPr>
+          <w:p>
+            <w:pPr>
+              <w:spacing w:after="0" w:before="0" w:line="266" w:lineRule="exact"/>
             </w:pPr>
             <w:r>
               <w:rPr>
@@ -1643,16 +1683,16 @@
               <w:right w:val="single" w:color="B9CCDE" w:sz="4"/>
             </w:tcBorders>
             <w:tcMar>
-              <w:top w:type="dxa" w:w="50"/>
-              <w:left w:type="dxa" w:w="90"/>
-              <w:bottom w:type="dxa" w:w="50"/>
-              <w:right w:type="dxa" w:w="60"/>
-            </w:tcMar>
-            <w:vAlign w:val="center"/>
-          </w:tcPr>
-          <w:p>
-            <w:pPr>
-              <w:spacing w:after="10" w:before="10"/>
+              <w:top w:type="dxa" w:w="36"/>
+              <w:left w:type="dxa" w:w="90"/>
+              <w:bottom w:type="dxa" w:w="36"/>
+              <w:right w:type="dxa" w:w="60"/>
+            </w:tcMar>
+            <w:vAlign w:val="center"/>
+          </w:tcPr>
+          <w:p>
+            <w:pPr>
+              <w:spacing w:after="0" w:before="0" w:line="252" w:lineRule="exact"/>
             </w:pPr>
             <w:r>
               <w:rPr>
@@ -1671,7 +1711,7 @@
     </w:tbl>
     <w:p>
       <w:pPr>
-        <w:spacing w:after="60" w:before="0"/>
+        <w:spacing w:after="0" w:before="0" w:line="90" w:lineRule="exact"/>
       </w:pPr>
     </w:p>
     <w:tbl>
@@ -1701,16 +1741,16 @@
             </w:tcBorders>
             <w:shd w:fill="035293" w:val="clear"/>
             <w:tcMar>
-              <w:top w:type="dxa" w:w="50"/>
-              <w:left w:type="dxa" w:w="90"/>
-              <w:bottom w:type="dxa" w:w="50"/>
-              <w:right w:type="dxa" w:w="60"/>
-            </w:tcMar>
-            <w:vAlign w:val="center"/>
-          </w:tcPr>
-          <w:p>
-            <w:pPr>
-              <w:spacing w:after="10" w:before="10"/>
+              <w:top w:type="dxa" w:w="36"/>
+              <w:left w:type="dxa" w:w="90"/>
+              <w:bottom w:type="dxa" w:w="36"/>
+              <w:right w:type="dxa" w:w="60"/>
+            </w:tcMar>
+            <w:vAlign w:val="center"/>
+          </w:tcPr>
+          <w:p>
+            <w:pPr>
+              <w:spacing w:after="0" w:before="0" w:line="266" w:lineRule="exact"/>
             </w:pPr>
             <w:r>
               <w:rPr>
@@ -1755,16 +1795,16 @@
             </w:tcBorders>
             <w:shd w:fill="EDF3FA" w:val="clear"/>
             <w:tcMar>
-              <w:top w:type="dxa" w:w="50"/>
-              <w:left w:type="dxa" w:w="90"/>
-              <w:bottom w:type="dxa" w:w="50"/>
-              <w:right w:type="dxa" w:w="60"/>
-            </w:tcMar>
-            <w:vAlign w:val="center"/>
-          </w:tcPr>
-          <w:p>
-            <w:pPr>
-              <w:spacing w:after="10" w:before="10"/>
+              <w:top w:type="dxa" w:w="36"/>
+              <w:left w:type="dxa" w:w="90"/>
+              <w:bottom w:type="dxa" w:w="36"/>
+              <w:right w:type="dxa" w:w="60"/>
+            </w:tcMar>
+            <w:vAlign w:val="center"/>
+          </w:tcPr>
+          <w:p>
+            <w:pPr>
+              <w:spacing w:after="0" w:before="0" w:line="252" w:lineRule="exact"/>
             </w:pPr>
             <w:r>
               <w:rPr>
@@ -1789,16 +1829,16 @@
               <w:right w:val="single" w:color="B9CCDE" w:sz="4"/>
             </w:tcBorders>
             <w:tcMar>
-              <w:top w:type="dxa" w:w="50"/>
-              <w:left w:type="dxa" w:w="90"/>
-              <w:bottom w:type="dxa" w:w="50"/>
-              <w:right w:type="dxa" w:w="60"/>
-            </w:tcMar>
-            <w:vAlign w:val="center"/>
-          </w:tcPr>
-          <w:p>
-            <w:pPr>
-              <w:spacing w:after="10" w:before="10"/>
+              <w:top w:type="dxa" w:w="36"/>
+              <w:left w:type="dxa" w:w="90"/>
+              <w:bottom w:type="dxa" w:w="36"/>
+              <w:right w:type="dxa" w:w="60"/>
+            </w:tcMar>
+            <w:vAlign w:val="center"/>
+          </w:tcPr>
+          <w:p>
+            <w:pPr>
+              <w:spacing w:after="0" w:before="0" w:line="252" w:lineRule="exact"/>
             </w:pPr>
             <w:r>
               <w:rPr>
@@ -1826,16 +1866,16 @@
             </w:tcBorders>
             <w:shd w:fill="EDF3FA" w:val="clear"/>
             <w:tcMar>
-              <w:top w:type="dxa" w:w="50"/>
-              <w:left w:type="dxa" w:w="90"/>
-              <w:bottom w:type="dxa" w:w="50"/>
-              <w:right w:type="dxa" w:w="60"/>
-            </w:tcMar>
-            <w:vAlign w:val="center"/>
-          </w:tcPr>
-          <w:p>
-            <w:pPr>
-              <w:spacing w:after="10" w:before="10"/>
+              <w:top w:type="dxa" w:w="36"/>
+              <w:left w:type="dxa" w:w="90"/>
+              <w:bottom w:type="dxa" w:w="36"/>
+              <w:right w:type="dxa" w:w="60"/>
+            </w:tcMar>
+            <w:vAlign w:val="center"/>
+          </w:tcPr>
+          <w:p>
+            <w:pPr>
+              <w:spacing w:after="0" w:before="0" w:line="252" w:lineRule="exact"/>
             </w:pPr>
             <w:r>
               <w:rPr>
@@ -1860,16 +1900,16 @@
               <w:right w:val="single" w:color="B9CCDE" w:sz="4"/>
             </w:tcBorders>
             <w:tcMar>
-              <w:top w:type="dxa" w:w="50"/>
-              <w:left w:type="dxa" w:w="90"/>
-              <w:bottom w:type="dxa" w:w="50"/>
-              <w:right w:type="dxa" w:w="60"/>
-            </w:tcMar>
-            <w:vAlign w:val="center"/>
-          </w:tcPr>
-          <w:p>
-            <w:pPr>
-              <w:spacing w:after="10" w:before="10"/>
+              <w:top w:type="dxa" w:w="36"/>
+              <w:left w:type="dxa" w:w="90"/>
+              <w:bottom w:type="dxa" w:w="36"/>
+              <w:right w:type="dxa" w:w="60"/>
+            </w:tcMar>
+            <w:vAlign w:val="center"/>
+          </w:tcPr>
+          <w:p>
+            <w:pPr>
+              <w:spacing w:after="0" w:before="0" w:line="252" w:lineRule="exact"/>
             </w:pPr>
           </w:p>
         </w:tc>
@@ -1886,16 +1926,16 @@
             </w:tcBorders>
             <w:shd w:fill="EDF3FA" w:val="clear"/>
             <w:tcMar>
-              <w:top w:type="dxa" w:w="50"/>
-              <w:left w:type="dxa" w:w="90"/>
-              <w:bottom w:type="dxa" w:w="50"/>
-              <w:right w:type="dxa" w:w="60"/>
-            </w:tcMar>
-            <w:vAlign w:val="center"/>
-          </w:tcPr>
-          <w:p>
-            <w:pPr>
-              <w:spacing w:after="10" w:before="10"/>
+              <w:top w:type="dxa" w:w="36"/>
+              <w:left w:type="dxa" w:w="90"/>
+              <w:bottom w:type="dxa" w:w="36"/>
+              <w:right w:type="dxa" w:w="60"/>
+            </w:tcMar>
+            <w:vAlign w:val="center"/>
+          </w:tcPr>
+          <w:p>
+            <w:pPr>
+              <w:spacing w:after="0" w:before="0" w:line="252" w:lineRule="exact"/>
             </w:pPr>
             <w:r>
               <w:rPr>
@@ -1920,16 +1960,16 @@
               <w:right w:val="single" w:color="B9CCDE" w:sz="4"/>
             </w:tcBorders>
             <w:tcMar>
-              <w:top w:type="dxa" w:w="50"/>
-              <w:left w:type="dxa" w:w="90"/>
-              <w:bottom w:type="dxa" w:w="50"/>
-              <w:right w:type="dxa" w:w="60"/>
-            </w:tcMar>
-            <w:vAlign w:val="center"/>
-          </w:tcPr>
-          <w:p>
-            <w:pPr>
-              <w:spacing w:after="10" w:before="10"/>
+              <w:top w:type="dxa" w:w="36"/>
+              <w:left w:type="dxa" w:w="90"/>
+              <w:bottom w:type="dxa" w:w="36"/>
+              <w:right w:type="dxa" w:w="60"/>
+            </w:tcMar>
+            <w:vAlign w:val="center"/>
+          </w:tcPr>
+          <w:p>
+            <w:pPr>
+              <w:spacing w:after="0" w:before="0" w:line="252" w:lineRule="exact"/>
             </w:pPr>
           </w:p>
         </w:tc>
@@ -1946,16 +1986,16 @@
             </w:tcBorders>
             <w:shd w:fill="EDF3FA" w:val="clear"/>
             <w:tcMar>
-              <w:top w:type="dxa" w:w="50"/>
-              <w:left w:type="dxa" w:w="90"/>
-              <w:bottom w:type="dxa" w:w="50"/>
-              <w:right w:type="dxa" w:w="60"/>
-            </w:tcMar>
-            <w:vAlign w:val="center"/>
-          </w:tcPr>
-          <w:p>
-            <w:pPr>
-              <w:spacing w:after="10" w:before="10"/>
+              <w:top w:type="dxa" w:w="36"/>
+              <w:left w:type="dxa" w:w="90"/>
+              <w:bottom w:type="dxa" w:w="36"/>
+              <w:right w:type="dxa" w:w="60"/>
+            </w:tcMar>
+            <w:vAlign w:val="center"/>
+          </w:tcPr>
+          <w:p>
+            <w:pPr>
+              <w:spacing w:after="0" w:before="0" w:line="252" w:lineRule="exact"/>
             </w:pPr>
             <w:r>
               <w:rPr>
@@ -1980,21 +2020,26 @@
               <w:right w:val="single" w:color="B9CCDE" w:sz="4"/>
             </w:tcBorders>
             <w:tcMar>
-              <w:top w:type="dxa" w:w="50"/>
-              <w:left w:type="dxa" w:w="90"/>
-              <w:bottom w:type="dxa" w:w="50"/>
-              <w:right w:type="dxa" w:w="60"/>
-            </w:tcMar>
-            <w:vAlign w:val="center"/>
-          </w:tcPr>
-          <w:p>
-            <w:pPr>
-              <w:spacing w:after="10" w:before="10"/>
-            </w:pPr>
-          </w:p>
-          <w:p>
-            <w:pPr>
-              <w:spacing w:after="10" w:before="10"/>
+              <w:top w:type="dxa" w:w="36"/>
+              <w:left w:type="dxa" w:w="90"/>
+              <w:bottom w:type="dxa" w:w="36"/>
+              <w:right w:type="dxa" w:w="60"/>
+            </w:tcMar>
+            <w:vAlign w:val="center"/>
+          </w:tcPr>
+          <w:p>
+            <w:pPr>
+              <w:spacing w:after="0" w:before="0" w:line="252" w:lineRule="exact"/>
+            </w:pPr>
+          </w:p>
+          <w:p>
+            <w:pPr>
+              <w:spacing w:after="0" w:before="0" w:line="252" w:lineRule="exact"/>
+            </w:pPr>
+          </w:p>
+          <w:p>
+            <w:pPr>
+              <w:spacing w:after="0" w:before="0" w:line="252" w:lineRule="exact"/>
             </w:pPr>
           </w:p>
         </w:tc>
@@ -2002,7 +2047,7 @@
     </w:tbl>
     <w:p>
       <w:pPr>
-        <w:spacing w:after="60" w:before="0"/>
+        <w:spacing w:after="0" w:before="0" w:line="90" w:lineRule="exact"/>
       </w:pPr>
     </w:p>
     <w:tbl>
@@ -2035,16 +2080,16 @@
             </w:tcBorders>
             <w:shd w:fill="EDF3FA" w:val="clear"/>
             <w:tcMar>
-              <w:top w:type="dxa" w:w="50"/>
-              <w:left w:type="dxa" w:w="90"/>
-              <w:bottom w:type="dxa" w:w="50"/>
-              <w:right w:type="dxa" w:w="60"/>
-            </w:tcMar>
-            <w:vAlign w:val="center"/>
-          </w:tcPr>
-          <w:p>
-            <w:pPr>
-              <w:spacing w:after="10" w:before="10"/>
+              <w:top w:type="dxa" w:w="36"/>
+              <w:left w:type="dxa" w:w="90"/>
+              <w:bottom w:type="dxa" w:w="36"/>
+              <w:right w:type="dxa" w:w="60"/>
+            </w:tcMar>
+            <w:vAlign w:val="center"/>
+          </w:tcPr>
+          <w:p>
+            <w:pPr>
+              <w:spacing w:after="0" w:before="0" w:line="252" w:lineRule="exact"/>
             </w:pPr>
             <w:r>
               <w:rPr>
@@ -2069,16 +2114,16 @@
               <w:right w:val="single" w:color="B9CCDE" w:sz="4"/>
             </w:tcBorders>
             <w:tcMar>
-              <w:top w:type="dxa" w:w="50"/>
-              <w:left w:type="dxa" w:w="90"/>
-              <w:bottom w:type="dxa" w:w="50"/>
-              <w:right w:type="dxa" w:w="60"/>
-            </w:tcMar>
-            <w:vAlign w:val="center"/>
-          </w:tcPr>
-          <w:p>
-            <w:pPr>
-              <w:spacing w:after="10" w:before="10"/>
+              <w:top w:type="dxa" w:w="36"/>
+              <w:left w:type="dxa" w:w="90"/>
+              <w:bottom w:type="dxa" w:w="36"/>
+              <w:right w:type="dxa" w:w="60"/>
+            </w:tcMar>
+            <w:vAlign w:val="center"/>
+          </w:tcPr>
+          <w:p>
+            <w:pPr>
+              <w:spacing w:after="0" w:before="0" w:line="252" w:lineRule="exact"/>
             </w:pPr>
             <w:r>
               <w:rPr>
@@ -2104,16 +2149,16 @@
             </w:tcBorders>
             <w:shd w:fill="EDF3FA" w:val="clear"/>
             <w:tcMar>
-              <w:top w:type="dxa" w:w="50"/>
-              <w:left w:type="dxa" w:w="90"/>
-              <w:bottom w:type="dxa" w:w="50"/>
-              <w:right w:type="dxa" w:w="60"/>
-            </w:tcMar>
-            <w:vAlign w:val="center"/>
-          </w:tcPr>
-          <w:p>
-            <w:pPr>
-              <w:spacing w:after="10" w:before="10"/>
+              <w:top w:type="dxa" w:w="36"/>
+              <w:left w:type="dxa" w:w="90"/>
+              <w:bottom w:type="dxa" w:w="36"/>
+              <w:right w:type="dxa" w:w="60"/>
+            </w:tcMar>
+            <w:vAlign w:val="center"/>
+          </w:tcPr>
+          <w:p>
+            <w:pPr>
+              <w:spacing w:after="0" w:before="0" w:line="252" w:lineRule="exact"/>
             </w:pPr>
             <w:r>
               <w:rPr>
@@ -2138,16 +2183,16 @@
               <w:right w:val="single" w:color="B9CCDE" w:sz="4"/>
             </w:tcBorders>
             <w:tcMar>
-              <w:top w:type="dxa" w:w="50"/>
-              <w:left w:type="dxa" w:w="90"/>
-              <w:bottom w:type="dxa" w:w="50"/>
-              <w:right w:type="dxa" w:w="60"/>
-            </w:tcMar>
-            <w:vAlign w:val="center"/>
-          </w:tcPr>
-          <w:p>
-            <w:pPr>
-              <w:spacing w:after="10" w:before="10"/>
+              <w:top w:type="dxa" w:w="36"/>
+              <w:left w:type="dxa" w:w="90"/>
+              <w:bottom w:type="dxa" w:w="36"/>
+              <w:right w:type="dxa" w:w="60"/>
+            </w:tcMar>
+            <w:vAlign w:val="center"/>
+          </w:tcPr>
+          <w:p>
+            <w:pPr>
+              <w:spacing w:after="0" w:before="0" w:line="252" w:lineRule="exact"/>
             </w:pPr>
             <w:r>
               <w:rPr>
@@ -2169,7 +2214,7 @@
         <w:pBdr>
           <w:top w:val="single" w:color="035293" w:sz="8" w:space="4"/>
         </w:pBdr>
-        <w:spacing w:before="160"/>
+        <w:spacing w:before="80" w:line="210" w:lineRule="exact"/>
       </w:pPr>
       <w:r>
         <w:rPr>
@@ -2185,7 +2230,7 @@
     </w:p>
     <w:sectPr>
       <w:pgSz w:w="11906" w:h="16838" w:orient="portrait"/>
-      <w:pgMar w:top="700" w:right="900" w:bottom="700" w:left="900" w:header="708" w:footer="708" w:gutter="0"/>
+      <w:pgMar w:top="540" w:right="900" w:bottom="540" w:left="900" w:header="708" w:footer="708" w:gutter="0"/>
       <w:pgNumType/>
       <w:docGrid w:linePitch="360"/>
     </w:sectPr>

--- a/forms/nutrition-assessment-chart.docx
+++ b/forms/nutrition-assessment-chart.docx
@@ -2,86 +2,6 @@
 <file path=word/document.xml><?xml version="1.0" encoding="utf-8"?>
 <w:document xmlns:wpc="http://schemas.microsoft.com/office/word/2010/wordprocessingCanvas" xmlns:mc="http://schemas.openxmlformats.org/markup-compatibility/2006" xmlns:o="urn:schemas-microsoft-com:office:office" xmlns:r="http://schemas.openxmlformats.org/officeDocument/2006/relationships" xmlns:m="http://schemas.openxmlformats.org/officeDocument/2006/math" xmlns:v="urn:schemas-microsoft-com:vml" xmlns:wp14="http://schemas.microsoft.com/office/word/2010/wordprocessingDrawing" xmlns:wp="http://schemas.openxmlformats.org/drawingml/2006/wordprocessingDrawing" xmlns:w10="urn:schemas-microsoft-com:office:word" xmlns:w="http://schemas.openxmlformats.org/wordprocessingml/2006/main" xmlns:w14="http://schemas.microsoft.com/office/word/2010/wordml" xmlns:w15="http://schemas.microsoft.com/office/word/2012/wordml" xmlns:wpg="http://schemas.microsoft.com/office/word/2010/wordprocessingGroup" xmlns:wpi="http://schemas.microsoft.com/office/word/2010/wordprocessingInk" xmlns:wne="http://schemas.microsoft.com/office/word/2006/wordml" xmlns:wps="http://schemas.microsoft.com/office/word/2010/wordprocessingShape" xmlns:cx="http://schemas.microsoft.com/office/drawing/2014/chartex" xmlns:cx1="http://schemas.microsoft.com/office/drawing/2015/9/8/chartex" xmlns:cx2="http://schemas.microsoft.com/office/drawing/2015/10/21/chartex" xmlns:cx3="http://schemas.microsoft.com/office/drawing/2016/5/9/chartex" xmlns:cx4="http://schemas.microsoft.com/office/drawing/2016/5/10/chartex" xmlns:cx5="http://schemas.microsoft.com/office/drawing/2016/5/11/chartex" xmlns:cx6="http://schemas.microsoft.com/office/drawing/2016/5/12/chartex" xmlns:cx7="http://schemas.microsoft.com/office/drawing/2016/5/13/chartex" xmlns:cx8="http://schemas.microsoft.com/office/drawing/2016/5/14/chartex" xmlns:aink="http://schemas.microsoft.com/office/drawing/2016/ink" xmlns:am3d="http://schemas.microsoft.com/office/drawing/2017/model3d" xmlns:w16cex="http://schemas.microsoft.com/office/word/2018/wordml/cex" xmlns:w16cid="http://schemas.microsoft.com/office/word/2016/wordml/cid" xmlns:w16="http://schemas.microsoft.com/office/word/2018/wordml" xmlns:w16sdtdh="http://schemas.microsoft.com/office/word/2020/wordml/sdtdatahash" xmlns:w16se="http://schemas.microsoft.com/office/word/2015/wordml/symex" mc:Ignorable="w14 w15 wp14">
   <w:body>
-    <w:p>
-      <w:pPr>
-        <w:spacing w:after="60"/>
-      </w:pPr>
-      <w:r>
-        <w:drawing>
-          <wp:inline distT="0" distB="0" distL="0" distR="0">
-            <wp:extent cx="1800225" cy="361950"/>
-            <wp:effectExtent t="0" r="0" b="0" l="0"/>
-            <wp:docPr id="1" name="" descr="" title=""/>
-            <wp:cNvGraphicFramePr>
-              <a:graphicFrameLocks xmlns:a="http://schemas.openxmlformats.org/drawingml/2006/main" noChangeAspect="1"/>
-            </wp:cNvGraphicFramePr>
-            <a:graphic xmlns:a="http://schemas.openxmlformats.org/drawingml/2006/main">
-              <a:graphicData uri="http://schemas.openxmlformats.org/drawingml/2006/picture">
-                <pic:pic xmlns:pic="http://schemas.openxmlformats.org/drawingml/2006/picture">
-                  <pic:nvPicPr>
-                    <pic:cNvPr id="0" name="" descr=""/>
-                    <pic:cNvPicPr>
-                      <a:picLocks noChangeAspect="1" noChangeArrowheads="1"/>
-                    </pic:cNvPicPr>
-                  </pic:nvPicPr>
-                  <pic:blipFill>
-                    <a:blip r:embed="rId7" cstate="none"/>
-                    <a:srcRect/>
-                    <a:stretch>
-                      <a:fillRect/>
-                    </a:stretch>
-                  </pic:blipFill>
-                  <pic:spPr bwMode="auto">
-                    <a:xfrm>
-                      <a:off x="0" y="0"/>
-                      <a:ext cx="1800225" cy="361950"/>
-                    </a:xfrm>
-                    <a:prstGeom prst="rect">
-                      <a:avLst/>
-                    </a:prstGeom>
-                  </pic:spPr>
-                </pic:pic>
-              </a:graphicData>
-            </a:graphic>
-          </wp:inline>
-        </w:drawing>
-      </w:r>
-    </w:p>
-    <w:p>
-      <w:pPr>
-        <w:pBdr>
-          <w:bottom w:val="single" w:color="035293" w:sz="18" w:space="6"/>
-        </w:pBdr>
-        <w:spacing w:after="30" w:line="500" w:lineRule="exact"/>
-      </w:pPr>
-      <w:r>
-        <w:rPr>
-          <w:rFonts w:ascii="Malgun Gothic" w:eastAsia="Malgun Gothic" w:hAnsi="Malgun Gothic"/>
-          <w:b/>
-          <w:bCs/>
-          <w:color w:val="023A68"/>
-          <w:sz w:val="34"/>
-          <w:szCs w:val="34"/>
-        </w:rPr>
-        <w:t xml:space="preserve">영양 평가 · BCS / MCS 기록지</w:t>
-      </w:r>
-    </w:p>
-    <w:p>
-      <w:pPr>
-        <w:spacing w:after="90" w:line="230" w:lineRule="exact"/>
-      </w:pPr>
-      <w:r>
-        <w:rPr>
-          <w:rFonts w:ascii="Malgun Gothic" w:eastAsia="Malgun Gothic" w:hAnsi="Malgun Gothic"/>
-          <w:b w:val="false"/>
-          <w:bCs w:val="false"/>
-          <w:color w:val="6B7683"/>
-          <w:sz w:val="15"/>
-          <w:szCs w:val="15"/>
-        </w:rPr>
-        <w:t xml:space="preserve">WSAVA 영양 평가 가이드라인(2011, JSAP) · 글로벌 영양 툴킷 기반 (참고용) — 모든 환자, 모든 내원 시 스크리닝 / 서식번호 KAHA-F-2603</w:t>
-      </w:r>
-    </w:p>
     <w:tbl>
       <w:tblPr>
         <w:tblW w:type="dxa" w:w="10090"/>
@@ -98,33 +18,233 @@
         <w:gridCol w:w="10090"/>
       </w:tblGrid>
       <w:tr>
+        <w:trPr>
+          <w:trHeight w:val="620" w:hRule="exact"/>
+        </w:trPr>
         <w:tc>
           <w:tcPr>
             <w:tcW w:type="dxa" w:w="10090"/>
             <w:tcBorders>
-              <w:top w:val="single" w:color="B9CCDE" w:sz="4"/>
-              <w:left w:val="single" w:color="B9CCDE" w:sz="4"/>
-              <w:bottom w:val="single" w:color="B9CCDE" w:sz="4"/>
-              <w:right w:val="single" w:color="B9CCDE" w:sz="4"/>
-            </w:tcBorders>
-            <w:shd w:fill="035293" w:val="clear"/>
-            <w:tcMar>
-              <w:top w:type="dxa" w:w="36"/>
-              <w:left w:type="dxa" w:w="90"/>
-              <w:bottom w:type="dxa" w:w="36"/>
-              <w:right w:type="dxa" w:w="60"/>
-            </w:tcMar>
-            <w:vAlign w:val="center"/>
-          </w:tcPr>
-          <w:p>
-            <w:pPr>
-              <w:spacing w:after="0" w:before="0" w:line="266" w:lineRule="exact"/>
+              <w:top w:val="none" w:color="FFFFFF" w:sz="0"/>
+              <w:left w:val="none" w:color="FFFFFF" w:sz="0"/>
+              <w:bottom w:val="none" w:color="FFFFFF" w:sz="0"/>
+              <w:right w:val="none" w:color="FFFFFF" w:sz="0"/>
+            </w:tcBorders>
+            <w:tcMar>
+              <w:top w:type="dxa" w:w="0"/>
+              <w:left w:type="dxa" w:w="0"/>
+              <w:bottom w:type="dxa" w:w="0"/>
+              <w:right w:type="dxa" w:w="0"/>
+            </w:tcMar>
+            <w:vAlign w:val="center"/>
+          </w:tcPr>
+          <w:p>
+            <w:pPr>
+              <w:spacing w:after="0" w:before="0" w:line="600" w:lineRule="exact"/>
+            </w:pPr>
+            <w:r>
+              <w:drawing>
+                <wp:inline distT="0" distB="0" distL="0" distR="0">
+                  <wp:extent cx="1800225" cy="361950"/>
+                  <wp:effectExtent t="0" r="0" b="0" l="0"/>
+                  <wp:docPr id="1" name="" descr="" title=""/>
+                  <wp:cNvGraphicFramePr>
+                    <a:graphicFrameLocks xmlns:a="http://schemas.openxmlformats.org/drawingml/2006/main" noChangeAspect="1"/>
+                  </wp:cNvGraphicFramePr>
+                  <a:graphic xmlns:a="http://schemas.openxmlformats.org/drawingml/2006/main">
+                    <a:graphicData uri="http://schemas.openxmlformats.org/drawingml/2006/picture">
+                      <pic:pic xmlns:pic="http://schemas.openxmlformats.org/drawingml/2006/picture">
+                        <pic:nvPicPr>
+                          <pic:cNvPr id="0" name="" descr=""/>
+                          <pic:cNvPicPr>
+                            <a:picLocks noChangeAspect="1" noChangeArrowheads="1"/>
+                          </pic:cNvPicPr>
+                        </pic:nvPicPr>
+                        <pic:blipFill>
+                          <a:blip r:embed="rId7" cstate="none"/>
+                          <a:srcRect/>
+                          <a:stretch>
+                            <a:fillRect/>
+                          </a:stretch>
+                        </pic:blipFill>
+                        <pic:spPr bwMode="auto">
+                          <a:xfrm>
+                            <a:off x="0" y="0"/>
+                            <a:ext cx="1800225" cy="361950"/>
+                          </a:xfrm>
+                          <a:prstGeom prst="rect">
+                            <a:avLst/>
+                          </a:prstGeom>
+                        </pic:spPr>
+                      </pic:pic>
+                    </a:graphicData>
+                  </a:graphic>
+                </wp:inline>
+              </w:drawing>
+            </w:r>
+          </w:p>
+        </w:tc>
+      </w:tr>
+    </w:tbl>
+    <w:tbl>
+      <w:tblPr>
+        <w:tblW w:type="dxa" w:w="10090"/>
+        <w:tblBorders>
+          <w:top w:val="single" w:color="auto" w:sz="4"/>
+          <w:left w:val="single" w:color="auto" w:sz="4"/>
+          <w:bottom w:val="single" w:color="auto" w:sz="4"/>
+          <w:right w:val="single" w:color="auto" w:sz="4"/>
+          <w:insideH w:val="single" w:color="auto" w:sz="4"/>
+          <w:insideV w:val="single" w:color="auto" w:sz="4"/>
+        </w:tblBorders>
+      </w:tblPr>
+      <w:tblGrid>
+        <w:gridCol w:w="10090"/>
+      </w:tblGrid>
+      <w:tr>
+        <w:trPr>
+          <w:trHeight w:val="580" w:hRule="exact"/>
+        </w:trPr>
+        <w:tc>
+          <w:tcPr>
+            <w:tcW w:type="dxa" w:w="10090"/>
+            <w:tcBorders>
+              <w:top w:val="none" w:color="FFFFFF" w:sz="0"/>
+              <w:left w:val="none" w:color="FFFFFF" w:sz="0"/>
+              <w:bottom w:val="single" w:color="035293" w:sz="18"/>
+              <w:right w:val="none" w:color="FFFFFF" w:sz="0"/>
+            </w:tcBorders>
+            <w:tcMar>
+              <w:top w:type="dxa" w:w="0"/>
+              <w:left w:type="dxa" w:w="0"/>
+              <w:bottom w:type="dxa" w:w="60"/>
+              <w:right w:type="dxa" w:w="0"/>
+            </w:tcMar>
+            <w:vAlign w:val="center"/>
+          </w:tcPr>
+          <w:p>
+            <w:pPr>
+              <w:spacing w:after="0" w:before="0" w:line="476" w:lineRule="exact"/>
             </w:pPr>
             <w:r>
               <w:rPr>
                 <w:rFonts w:ascii="Malgun Gothic" w:eastAsia="Malgun Gothic" w:hAnsi="Malgun Gothic"/>
                 <w:b/>
                 <w:bCs/>
+                <w:snapToGrid w:val="false"/>
+                <w:color w:val="023A68"/>
+                <w:sz w:val="34"/>
+                <w:szCs w:val="34"/>
+              </w:rPr>
+              <w:t xml:space="preserve">영양 평가 · BCS / MCS 기록지</w:t>
+            </w:r>
+          </w:p>
+        </w:tc>
+      </w:tr>
+    </w:tbl>
+    <w:tbl>
+      <w:tblPr>
+        <w:tblW w:type="dxa" w:w="10090"/>
+        <w:tblBorders>
+          <w:top w:val="single" w:color="auto" w:sz="4"/>
+          <w:left w:val="single" w:color="auto" w:sz="4"/>
+          <w:bottom w:val="single" w:color="auto" w:sz="4"/>
+          <w:right w:val="single" w:color="auto" w:sz="4"/>
+          <w:insideH w:val="single" w:color="auto" w:sz="4"/>
+          <w:insideV w:val="single" w:color="auto" w:sz="4"/>
+        </w:tblBorders>
+      </w:tblPr>
+      <w:tblGrid>
+        <w:gridCol w:w="10090"/>
+      </w:tblGrid>
+      <w:tr>
+        <w:trPr>
+          <w:trHeight w:val="400" w:hRule="exact"/>
+        </w:trPr>
+        <w:tc>
+          <w:tcPr>
+            <w:tcW w:type="dxa" w:w="10090"/>
+            <w:tcBorders>
+              <w:top w:val="none" w:color="FFFFFF" w:sz="0"/>
+              <w:left w:val="none" w:color="FFFFFF" w:sz="0"/>
+              <w:bottom w:val="none" w:color="FFFFFF" w:sz="0"/>
+              <w:right w:val="none" w:color="FFFFFF" w:sz="0"/>
+            </w:tcBorders>
+            <w:tcMar>
+              <w:top w:type="dxa" w:w="40"/>
+              <w:left w:type="dxa" w:w="0"/>
+              <w:bottom w:type="dxa" w:w="0"/>
+              <w:right w:type="dxa" w:w="0"/>
+            </w:tcMar>
+            <w:vAlign w:val="center"/>
+          </w:tcPr>
+          <w:p>
+            <w:pPr>
+              <w:spacing w:after="0" w:before="0" w:line="210" w:lineRule="exact"/>
+            </w:pPr>
+            <w:r>
+              <w:rPr>
+                <w:rFonts w:ascii="Malgun Gothic" w:eastAsia="Malgun Gothic" w:hAnsi="Malgun Gothic"/>
+                <w:b w:val="false"/>
+                <w:bCs w:val="false"/>
+                <w:snapToGrid w:val="false"/>
+                <w:color w:val="6B7683"/>
+                <w:sz w:val="15"/>
+                <w:szCs w:val="15"/>
+              </w:rPr>
+              <w:t xml:space="preserve">WSAVA 영양 평가 가이드라인(2011, JSAP) · 글로벌 영양 툴킷 기반 (참고용) — 모든 환자, 모든 내원 시 스크리닝 / 서식번호 KAHA-F-2603</w:t>
+            </w:r>
+          </w:p>
+        </w:tc>
+      </w:tr>
+    </w:tbl>
+    <w:tbl>
+      <w:tblPr>
+        <w:tblW w:type="dxa" w:w="10090"/>
+        <w:tblBorders>
+          <w:top w:val="single" w:color="auto" w:sz="4"/>
+          <w:left w:val="single" w:color="auto" w:sz="4"/>
+          <w:bottom w:val="single" w:color="auto" w:sz="4"/>
+          <w:right w:val="single" w:color="auto" w:sz="4"/>
+          <w:insideH w:val="single" w:color="auto" w:sz="4"/>
+          <w:insideV w:val="single" w:color="auto" w:sz="4"/>
+        </w:tblBorders>
+      </w:tblPr>
+      <w:tblGrid>
+        <w:gridCol w:w="10090"/>
+      </w:tblGrid>
+      <w:tr>
+        <w:trPr>
+          <w:trHeight w:val="340" w:hRule="exact"/>
+        </w:trPr>
+        <w:tc>
+          <w:tcPr>
+            <w:tcW w:type="dxa" w:w="10090"/>
+            <w:tcBorders>
+              <w:top w:val="single" w:color="B9CCDE" w:sz="4"/>
+              <w:left w:val="single" w:color="B9CCDE" w:sz="4"/>
+              <w:bottom w:val="single" w:color="B9CCDE" w:sz="4"/>
+              <w:right w:val="single" w:color="B9CCDE" w:sz="4"/>
+            </w:tcBorders>
+            <w:shd w:fill="035293" w:val="clear"/>
+            <w:tcMar>
+              <w:top w:type="dxa" w:w="36"/>
+              <w:left w:type="dxa" w:w="90"/>
+              <w:bottom w:type="dxa" w:w="36"/>
+              <w:right w:type="dxa" w:w="60"/>
+            </w:tcMar>
+            <w:vAlign w:val="center"/>
+          </w:tcPr>
+          <w:p>
+            <w:pPr>
+              <w:spacing w:after="0" w:before="0" w:line="266" w:lineRule="exact"/>
+            </w:pPr>
+            <w:r>
+              <w:rPr>
+                <w:rFonts w:ascii="Malgun Gothic" w:eastAsia="Malgun Gothic" w:hAnsi="Malgun Gothic"/>
+                <w:b/>
+                <w:bCs/>
+                <w:snapToGrid w:val="false"/>
                 <w:color w:val="FFFFFF"/>
                 <w:sz w:val="19"/>
                 <w:szCs w:val="19"/>
@@ -158,6 +278,9 @@
         <w:gridCol w:w="690"/>
       </w:tblGrid>
       <w:tr>
+        <w:trPr>
+          <w:trHeight w:val="431" w:hRule="exact"/>
+        </w:trPr>
         <w:tc>
           <w:tcPr>
             <w:tcW w:type="dxa" w:w="1900"/>
@@ -185,6 +308,7 @@
                 <w:rFonts w:ascii="Malgun Gothic" w:eastAsia="Malgun Gothic" w:hAnsi="Malgun Gothic"/>
                 <w:b/>
                 <w:bCs/>
+                <w:snapToGrid w:val="false"/>
                 <w:color w:val="231916"/>
                 <w:sz w:val="18"/>
                 <w:szCs w:val="18"/>
@@ -243,6 +367,7 @@
                 <w:rFonts w:ascii="Malgun Gothic" w:eastAsia="Malgun Gothic" w:hAnsi="Malgun Gothic"/>
                 <w:b/>
                 <w:bCs/>
+                <w:snapToGrid w:val="false"/>
                 <w:color w:val="231916"/>
                 <w:sz w:val="18"/>
                 <w:szCs w:val="18"/>
@@ -301,6 +426,7 @@
                 <w:rFonts w:ascii="Malgun Gothic" w:eastAsia="Malgun Gothic" w:hAnsi="Malgun Gothic"/>
                 <w:b/>
                 <w:bCs/>
+                <w:snapToGrid w:val="false"/>
                 <w:color w:val="231916"/>
                 <w:sz w:val="18"/>
                 <w:szCs w:val="18"/>
@@ -359,6 +485,7 @@
                 <w:rFonts w:ascii="Malgun Gothic" w:eastAsia="Malgun Gothic" w:hAnsi="Malgun Gothic"/>
                 <w:b/>
                 <w:bCs/>
+                <w:snapToGrid w:val="false"/>
                 <w:color w:val="231916"/>
                 <w:sz w:val="18"/>
                 <w:szCs w:val="18"/>
@@ -393,6 +520,7 @@
                 <w:rFonts w:ascii="Malgun Gothic" w:eastAsia="Malgun Gothic" w:hAnsi="Malgun Gothic"/>
                 <w:b w:val="false"/>
                 <w:bCs w:val="false"/>
+                <w:snapToGrid w:val="false"/>
                 <w:color w:val="231916"/>
                 <w:sz w:val="18"/>
                 <w:szCs w:val="18"/>
@@ -424,6 +552,9 @@
         <w:gridCol w:w="10090"/>
       </w:tblGrid>
       <w:tr>
+        <w:trPr>
+          <w:trHeight w:val="340" w:hRule="exact"/>
+        </w:trPr>
         <w:tc>
           <w:tcPr>
             <w:tcW w:type="dxa" w:w="10090"/>
@@ -451,6 +582,7 @@
                 <w:rFonts w:ascii="Malgun Gothic" w:eastAsia="Malgun Gothic" w:hAnsi="Malgun Gothic"/>
                 <w:b/>
                 <w:bCs/>
+                <w:snapToGrid w:val="false"/>
                 <w:color w:val="FFFFFF"/>
                 <w:sz w:val="19"/>
                 <w:szCs w:val="19"/>
@@ -480,6 +612,9 @@
         <w:gridCol w:w="2690"/>
       </w:tblGrid>
       <w:tr>
+        <w:trPr>
+          <w:trHeight w:val="431" w:hRule="exact"/>
+        </w:trPr>
         <w:tc>
           <w:tcPr>
             <w:tcW w:type="dxa" w:w="2000"/>
@@ -507,6 +642,7 @@
                 <w:rFonts w:ascii="Malgun Gothic" w:eastAsia="Malgun Gothic" w:hAnsi="Malgun Gothic"/>
                 <w:b/>
                 <w:bCs/>
+                <w:snapToGrid w:val="false"/>
                 <w:color w:val="231916"/>
                 <w:sz w:val="18"/>
                 <w:szCs w:val="18"/>
@@ -565,6 +701,7 @@
                 <w:rFonts w:ascii="Malgun Gothic" w:eastAsia="Malgun Gothic" w:hAnsi="Malgun Gothic"/>
                 <w:b/>
                 <w:bCs/>
+                <w:snapToGrid w:val="false"/>
                 <w:color w:val="231916"/>
                 <w:sz w:val="18"/>
                 <w:szCs w:val="18"/>
@@ -598,6 +735,9 @@
         </w:tc>
       </w:tr>
       <w:tr>
+        <w:trPr>
+          <w:trHeight w:val="431" w:hRule="exact"/>
+        </w:trPr>
         <w:tc>
           <w:tcPr>
             <w:tcW w:type="dxa" w:w="2000"/>
@@ -625,6 +765,7 @@
                 <w:rFonts w:ascii="Malgun Gothic" w:eastAsia="Malgun Gothic" w:hAnsi="Malgun Gothic"/>
                 <w:b/>
                 <w:bCs/>
+                <w:snapToGrid w:val="false"/>
                 <w:color w:val="231916"/>
                 <w:sz w:val="18"/>
                 <w:szCs w:val="18"/>
@@ -683,6 +824,7 @@
                 <w:rFonts w:ascii="Malgun Gothic" w:eastAsia="Malgun Gothic" w:hAnsi="Malgun Gothic"/>
                 <w:b/>
                 <w:bCs/>
+                <w:snapToGrid w:val="false"/>
                 <w:color w:val="231916"/>
                 <w:sz w:val="18"/>
                 <w:szCs w:val="18"/>
@@ -716,6 +858,9 @@
         </w:tc>
       </w:tr>
       <w:tr>
+        <w:trPr>
+          <w:trHeight w:val="431" w:hRule="exact"/>
+        </w:trPr>
         <w:tc>
           <w:tcPr>
             <w:tcW w:type="dxa" w:w="2000"/>
@@ -743,6 +888,7 @@
                 <w:rFonts w:ascii="Malgun Gothic" w:eastAsia="Malgun Gothic" w:hAnsi="Malgun Gothic"/>
                 <w:b/>
                 <w:bCs/>
+                <w:snapToGrid w:val="false"/>
                 <w:color w:val="231916"/>
                 <w:sz w:val="18"/>
                 <w:szCs w:val="18"/>
@@ -777,6 +923,7 @@
                 <w:rFonts w:ascii="Malgun Gothic" w:eastAsia="Malgun Gothic" w:hAnsi="Malgun Gothic"/>
                 <w:b w:val="false"/>
                 <w:bCs w:val="false"/>
+                <w:snapToGrid w:val="false"/>
                 <w:color w:val="231916"/>
                 <w:sz w:val="16"/>
                 <w:szCs w:val="16"/>
@@ -812,6 +959,7 @@
                 <w:rFonts w:ascii="Malgun Gothic" w:eastAsia="Malgun Gothic" w:hAnsi="Malgun Gothic"/>
                 <w:b/>
                 <w:bCs/>
+                <w:snapToGrid w:val="false"/>
                 <w:color w:val="231916"/>
                 <w:sz w:val="18"/>
                 <w:szCs w:val="18"/>
@@ -846,6 +994,7 @@
                 <w:rFonts w:ascii="Malgun Gothic" w:eastAsia="Malgun Gothic" w:hAnsi="Malgun Gothic"/>
                 <w:b w:val="false"/>
                 <w:bCs w:val="false"/>
+                <w:snapToGrid w:val="false"/>
                 <w:color w:val="231916"/>
                 <w:sz w:val="16"/>
                 <w:szCs w:val="16"/>
@@ -877,6 +1026,9 @@
         <w:gridCol w:w="10090"/>
       </w:tblGrid>
       <w:tr>
+        <w:trPr>
+          <w:trHeight w:val="340" w:hRule="exact"/>
+        </w:trPr>
         <w:tc>
           <w:tcPr>
             <w:tcW w:type="dxa" w:w="10090"/>
@@ -904,6 +1056,7 @@
                 <w:rFonts w:ascii="Malgun Gothic" w:eastAsia="Malgun Gothic" w:hAnsi="Malgun Gothic"/>
                 <w:b/>
                 <w:bCs/>
+                <w:snapToGrid w:val="false"/>
                 <w:color w:val="FFFFFF"/>
                 <w:sz w:val="19"/>
                 <w:szCs w:val="19"/>
@@ -935,6 +1088,9 @@
         <w:gridCol w:w="1090"/>
       </w:tblGrid>
       <w:tr>
+        <w:trPr>
+          <w:trHeight w:val="431" w:hRule="exact"/>
+        </w:trPr>
         <w:tc>
           <w:tcPr>
             <w:tcW w:type="dxa" w:w="1800"/>
@@ -962,6 +1118,7 @@
                 <w:rFonts w:ascii="Malgun Gothic" w:eastAsia="Malgun Gothic" w:hAnsi="Malgun Gothic"/>
                 <w:b/>
                 <w:bCs/>
+                <w:snapToGrid w:val="false"/>
                 <w:color w:val="231916"/>
                 <w:sz w:val="18"/>
                 <w:szCs w:val="18"/>
@@ -1020,6 +1177,7 @@
                 <w:rFonts w:ascii="Malgun Gothic" w:eastAsia="Malgun Gothic" w:hAnsi="Malgun Gothic"/>
                 <w:b/>
                 <w:bCs/>
+                <w:snapToGrid w:val="false"/>
                 <w:color w:val="231916"/>
                 <w:sz w:val="18"/>
                 <w:szCs w:val="18"/>
@@ -1078,6 +1236,7 @@
                 <w:rFonts w:ascii="Malgun Gothic" w:eastAsia="Malgun Gothic" w:hAnsi="Malgun Gothic"/>
                 <w:b/>
                 <w:bCs/>
+                <w:snapToGrid w:val="false"/>
                 <w:color w:val="231916"/>
                 <w:sz w:val="18"/>
                 <w:szCs w:val="18"/>
@@ -1136,6 +1295,9 @@
         <w:gridCol w:w="946"/>
       </w:tblGrid>
       <w:tr>
+        <w:trPr>
+          <w:trHeight w:val="431" w:hRule="exact"/>
+        </w:trPr>
         <w:tc>
           <w:tcPr>
             <w:tcW w:type="dxa" w:w="1600"/>
@@ -1163,6 +1325,7 @@
                 <w:rFonts w:ascii="Malgun Gothic" w:eastAsia="Malgun Gothic" w:hAnsi="Malgun Gothic"/>
                 <w:b/>
                 <w:bCs/>
+                <w:snapToGrid w:val="false"/>
                 <w:color w:val="023A68"/>
                 <w:sz w:val="16"/>
                 <w:szCs w:val="16"/>
@@ -1197,6 +1360,7 @@
                 <w:rFonts w:ascii="Malgun Gothic" w:eastAsia="Malgun Gothic" w:hAnsi="Malgun Gothic"/>
                 <w:b w:val="false"/>
                 <w:bCs w:val="false"/>
+                <w:snapToGrid w:val="false"/>
                 <w:color w:val="231916"/>
                 <w:sz w:val="16"/>
                 <w:szCs w:val="16"/>
@@ -1231,6 +1395,7 @@
                 <w:rFonts w:ascii="Malgun Gothic" w:eastAsia="Malgun Gothic" w:hAnsi="Malgun Gothic"/>
                 <w:b w:val="false"/>
                 <w:bCs w:val="false"/>
+                <w:snapToGrid w:val="false"/>
                 <w:color w:val="231916"/>
                 <w:sz w:val="16"/>
                 <w:szCs w:val="16"/>
@@ -1265,6 +1430,7 @@
                 <w:rFonts w:ascii="Malgun Gothic" w:eastAsia="Malgun Gothic" w:hAnsi="Malgun Gothic"/>
                 <w:b w:val="false"/>
                 <w:bCs w:val="false"/>
+                <w:snapToGrid w:val="false"/>
                 <w:color w:val="231916"/>
                 <w:sz w:val="16"/>
                 <w:szCs w:val="16"/>
@@ -1299,6 +1465,7 @@
                 <w:rFonts w:ascii="Malgun Gothic" w:eastAsia="Malgun Gothic" w:hAnsi="Malgun Gothic"/>
                 <w:b w:val="false"/>
                 <w:bCs w:val="false"/>
+                <w:snapToGrid w:val="false"/>
                 <w:color w:val="231916"/>
                 <w:sz w:val="16"/>
                 <w:szCs w:val="16"/>
@@ -1333,6 +1500,7 @@
                 <w:rFonts w:ascii="Malgun Gothic" w:eastAsia="Malgun Gothic" w:hAnsi="Malgun Gothic"/>
                 <w:b w:val="false"/>
                 <w:bCs w:val="false"/>
+                <w:snapToGrid w:val="false"/>
                 <w:color w:val="231916"/>
                 <w:sz w:val="16"/>
                 <w:szCs w:val="16"/>
@@ -1367,6 +1535,7 @@
                 <w:rFonts w:ascii="Malgun Gothic" w:eastAsia="Malgun Gothic" w:hAnsi="Malgun Gothic"/>
                 <w:b w:val="false"/>
                 <w:bCs w:val="false"/>
+                <w:snapToGrid w:val="false"/>
                 <w:color w:val="231916"/>
                 <w:sz w:val="16"/>
                 <w:szCs w:val="16"/>
@@ -1401,6 +1570,7 @@
                 <w:rFonts w:ascii="Malgun Gothic" w:eastAsia="Malgun Gothic" w:hAnsi="Malgun Gothic"/>
                 <w:b w:val="false"/>
                 <w:bCs w:val="false"/>
+                <w:snapToGrid w:val="false"/>
                 <w:color w:val="231916"/>
                 <w:sz w:val="16"/>
                 <w:szCs w:val="16"/>
@@ -1435,6 +1605,7 @@
                 <w:rFonts w:ascii="Malgun Gothic" w:eastAsia="Malgun Gothic" w:hAnsi="Malgun Gothic"/>
                 <w:b w:val="false"/>
                 <w:bCs w:val="false"/>
+                <w:snapToGrid w:val="false"/>
                 <w:color w:val="231916"/>
                 <w:sz w:val="16"/>
                 <w:szCs w:val="16"/>
@@ -1469,189 +1640,12 @@
                 <w:rFonts w:ascii="Malgun Gothic" w:eastAsia="Malgun Gothic" w:hAnsi="Malgun Gothic"/>
                 <w:b w:val="false"/>
                 <w:bCs w:val="false"/>
+                <w:snapToGrid w:val="false"/>
                 <w:color w:val="231916"/>
                 <w:sz w:val="16"/>
                 <w:szCs w:val="16"/>
               </w:rPr>
               <w:t xml:space="preserve">□ 9</w:t>
-            </w:r>
-          </w:p>
-        </w:tc>
-      </w:tr>
-    </w:tbl>
-    <w:p>
-      <w:pPr>
-        <w:spacing w:after="0" w:before="0" w:line="196" w:lineRule="exact"/>
-      </w:pPr>
-      <w:r>
-        <w:rPr>
-          <w:rFonts w:ascii="Malgun Gothic" w:eastAsia="Malgun Gothic" w:hAnsi="Malgun Gothic"/>
-          <w:b w:val="false"/>
-          <w:bCs w:val="false"/>
-          <w:color w:val="6B7683"/>
-          <w:sz w:val="14"/>
-          <w:szCs w:val="14"/>
-        </w:rPr>
-        <w:t xml:space="preserve">1–3 저체중 · 4–5 이상적 · 6–7 과체중 · 8–9 비만  (갈비뼈 촉진, 허리 라인, 복부 턱업으로 판정)</w:t>
-      </w:r>
-    </w:p>
-    <w:tbl>
-      <w:tblPr>
-        <w:tblW w:type="dxa" w:w="10090"/>
-        <w:tblBorders>
-          <w:top w:val="single" w:color="auto" w:sz="4"/>
-          <w:left w:val="single" w:color="auto" w:sz="4"/>
-          <w:bottom w:val="single" w:color="auto" w:sz="4"/>
-          <w:right w:val="single" w:color="auto" w:sz="4"/>
-          <w:insideH w:val="single" w:color="auto" w:sz="4"/>
-          <w:insideV w:val="single" w:color="auto" w:sz="4"/>
-        </w:tblBorders>
-      </w:tblPr>
-      <w:tblGrid>
-        <w:gridCol w:w="2000"/>
-        <w:gridCol w:w="8090"/>
-      </w:tblGrid>
-      <w:tr>
-        <w:tc>
-          <w:tcPr>
-            <w:tcW w:type="dxa" w:w="2000"/>
-            <w:tcBorders>
-              <w:top w:val="single" w:color="B9CCDE" w:sz="4"/>
-              <w:left w:val="single" w:color="B9CCDE" w:sz="4"/>
-              <w:bottom w:val="single" w:color="B9CCDE" w:sz="4"/>
-              <w:right w:val="single" w:color="B9CCDE" w:sz="4"/>
-            </w:tcBorders>
-            <w:shd w:fill="EDF3FA" w:val="clear"/>
-            <w:tcMar>
-              <w:top w:type="dxa" w:w="36"/>
-              <w:left w:type="dxa" w:w="90"/>
-              <w:bottom w:type="dxa" w:w="36"/>
-              <w:right w:type="dxa" w:w="60"/>
-            </w:tcMar>
-            <w:vAlign w:val="center"/>
-          </w:tcPr>
-          <w:p>
-            <w:pPr>
-              <w:spacing w:after="0" w:before="0" w:line="252" w:lineRule="exact"/>
-            </w:pPr>
-            <w:r>
-              <w:rPr>
-                <w:rFonts w:ascii="Malgun Gothic" w:eastAsia="Malgun Gothic" w:hAnsi="Malgun Gothic"/>
-                <w:b/>
-                <w:bCs/>
-                <w:color w:val="231916"/>
-                <w:sz w:val="18"/>
-                <w:szCs w:val="18"/>
-              </w:rPr>
-              <w:t xml:space="preserve">MCS (근육상태)</w:t>
-            </w:r>
-          </w:p>
-        </w:tc>
-        <w:tc>
-          <w:tcPr>
-            <w:tcW w:type="dxa" w:w="8090"/>
-            <w:tcBorders>
-              <w:top w:val="single" w:color="B9CCDE" w:sz="4"/>
-              <w:left w:val="single" w:color="B9CCDE" w:sz="4"/>
-              <w:bottom w:val="single" w:color="B9CCDE" w:sz="4"/>
-              <w:right w:val="single" w:color="B9CCDE" w:sz="4"/>
-            </w:tcBorders>
-            <w:tcMar>
-              <w:top w:type="dxa" w:w="36"/>
-              <w:left w:type="dxa" w:w="90"/>
-              <w:bottom w:type="dxa" w:w="36"/>
-              <w:right w:type="dxa" w:w="60"/>
-            </w:tcMar>
-            <w:vAlign w:val="center"/>
-          </w:tcPr>
-          <w:p>
-            <w:pPr>
-              <w:spacing w:after="0" w:before="0" w:line="252" w:lineRule="exact"/>
-            </w:pPr>
-            <w:r>
-              <w:rPr>
-                <w:rFonts w:ascii="Malgun Gothic" w:eastAsia="Malgun Gothic" w:hAnsi="Malgun Gothic"/>
-                <w:b w:val="false"/>
-                <w:bCs w:val="false"/>
-                <w:color w:val="231916"/>
-                <w:sz w:val="18"/>
-                <w:szCs w:val="18"/>
-              </w:rPr>
-              <w:t xml:space="preserve">□ 정상      □ 경도 소실      □ 중등도 소실      □ 중증 소실</w:t>
-            </w:r>
-          </w:p>
-        </w:tc>
-      </w:tr>
-    </w:tbl>
-    <w:p>
-      <w:pPr>
-        <w:spacing w:after="0" w:before="0" w:line="196" w:lineRule="exact"/>
-      </w:pPr>
-      <w:r>
-        <w:rPr>
-          <w:rFonts w:ascii="Malgun Gothic" w:eastAsia="Malgun Gothic" w:hAnsi="Malgun Gothic"/>
-          <w:b w:val="false"/>
-          <w:bCs w:val="false"/>
-          <w:color w:val="6B7683"/>
-          <w:sz w:val="14"/>
-          <w:szCs w:val="14"/>
-        </w:rPr>
-        <w:t xml:space="preserve">척추 · 견갑 · 측두부 · 골반 촉진으로 판정 — 비만 개체도 근소실이 동반될 수 있습니다 (특히 고령 · 만성질환).</w:t>
-      </w:r>
-    </w:p>
-    <w:p>
-      <w:pPr>
-        <w:spacing w:after="0" w:before="0" w:line="90" w:lineRule="exact"/>
-      </w:pPr>
-    </w:p>
-    <w:tbl>
-      <w:tblPr>
-        <w:tblW w:type="dxa" w:w="10090"/>
-        <w:tblBorders>
-          <w:top w:val="single" w:color="auto" w:sz="4"/>
-          <w:left w:val="single" w:color="auto" w:sz="4"/>
-          <w:bottom w:val="single" w:color="auto" w:sz="4"/>
-          <w:right w:val="single" w:color="auto" w:sz="4"/>
-          <w:insideH w:val="single" w:color="auto" w:sz="4"/>
-          <w:insideV w:val="single" w:color="auto" w:sz="4"/>
-        </w:tblBorders>
-      </w:tblPr>
-      <w:tblGrid>
-        <w:gridCol w:w="10090"/>
-      </w:tblGrid>
-      <w:tr>
-        <w:tc>
-          <w:tcPr>
-            <w:tcW w:type="dxa" w:w="10090"/>
-            <w:tcBorders>
-              <w:top w:val="single" w:color="B9CCDE" w:sz="4"/>
-              <w:left w:val="single" w:color="B9CCDE" w:sz="4"/>
-              <w:bottom w:val="single" w:color="B9CCDE" w:sz="4"/>
-              <w:right w:val="single" w:color="B9CCDE" w:sz="4"/>
-            </w:tcBorders>
-            <w:shd w:fill="035293" w:val="clear"/>
-            <w:tcMar>
-              <w:top w:type="dxa" w:w="36"/>
-              <w:left w:type="dxa" w:w="90"/>
-              <w:bottom w:type="dxa" w:w="36"/>
-              <w:right w:type="dxa" w:w="60"/>
-            </w:tcMar>
-            <w:vAlign w:val="center"/>
-          </w:tcPr>
-          <w:p>
-            <w:pPr>
-              <w:spacing w:after="0" w:before="0" w:line="266" w:lineRule="exact"/>
-            </w:pPr>
-            <w:r>
-              <w:rPr>
-                <w:rFonts w:ascii="Malgun Gothic" w:eastAsia="Malgun Gothic" w:hAnsi="Malgun Gothic"/>
-                <w:b/>
-                <w:bCs/>
-                <w:color w:val="FFFFFF"/>
-                <w:sz w:val="19"/>
-                <w:szCs w:val="19"/>
-              </w:rPr>
-              <w:t xml:space="preserve">3. 위험요인 스크리닝  (하나라도 해당 시 확장 평가)</w:t>
             </w:r>
           </w:p>
         </w:tc>
@@ -1673,37 +1667,190 @@
         <w:gridCol w:w="10090"/>
       </w:tblGrid>
       <w:tr>
+        <w:trPr>
+          <w:trHeight w:val="300" w:hRule="exact"/>
+        </w:trPr>
         <w:tc>
           <w:tcPr>
             <w:tcW w:type="dxa" w:w="10090"/>
             <w:tcBorders>
-              <w:top w:val="single" w:color="B9CCDE" w:sz="4"/>
-              <w:left w:val="single" w:color="B9CCDE" w:sz="4"/>
-              <w:bottom w:val="single" w:color="B9CCDE" w:sz="4"/>
-              <w:right w:val="single" w:color="B9CCDE" w:sz="4"/>
-            </w:tcBorders>
-            <w:tcMar>
-              <w:top w:type="dxa" w:w="36"/>
-              <w:left w:type="dxa" w:w="90"/>
-              <w:bottom w:type="dxa" w:w="36"/>
-              <w:right w:type="dxa" w:w="60"/>
-            </w:tcMar>
-            <w:vAlign w:val="center"/>
-          </w:tcPr>
-          <w:p>
-            <w:pPr>
-              <w:spacing w:after="0" w:before="0" w:line="252" w:lineRule="exact"/>
+              <w:top w:val="none" w:color="FFFFFF" w:sz="0"/>
+              <w:left w:val="none" w:color="FFFFFF" w:sz="0"/>
+              <w:bottom w:val="none" w:color="FFFFFF" w:sz="0"/>
+              <w:right w:val="none" w:color="FFFFFF" w:sz="0"/>
+            </w:tcBorders>
+            <w:tcMar>
+              <w:top w:type="dxa" w:w="0"/>
+              <w:left w:type="dxa" w:w="60"/>
+              <w:bottom w:type="dxa" w:w="0"/>
+              <w:right w:type="dxa" w:w="60"/>
+            </w:tcMar>
+            <w:vAlign w:val="center"/>
+          </w:tcPr>
+          <w:p>
+            <w:pPr>
+              <w:spacing w:after="0" w:before="0" w:line="196" w:lineRule="exact"/>
             </w:pPr>
             <w:r>
               <w:rPr>
                 <w:rFonts w:ascii="Malgun Gothic" w:eastAsia="Malgun Gothic" w:hAnsi="Malgun Gothic"/>
                 <w:b w:val="false"/>
                 <w:bCs w:val="false"/>
+                <w:snapToGrid w:val="false"/>
+                <w:color w:val="6B7683"/>
+                <w:sz w:val="14"/>
+                <w:szCs w:val="14"/>
+              </w:rPr>
+              <w:t xml:space="preserve">1–3 저체중 · 4–5 이상적 · 6–7 과체중 · 8–9 비만  (갈비뼈 촉진, 허리 라인, 복부 턱업으로 판정)</w:t>
+            </w:r>
+          </w:p>
+        </w:tc>
+      </w:tr>
+    </w:tbl>
+    <w:tbl>
+      <w:tblPr>
+        <w:tblW w:type="dxa" w:w="10090"/>
+        <w:tblBorders>
+          <w:top w:val="single" w:color="auto" w:sz="4"/>
+          <w:left w:val="single" w:color="auto" w:sz="4"/>
+          <w:bottom w:val="single" w:color="auto" w:sz="4"/>
+          <w:right w:val="single" w:color="auto" w:sz="4"/>
+          <w:insideH w:val="single" w:color="auto" w:sz="4"/>
+          <w:insideV w:val="single" w:color="auto" w:sz="4"/>
+        </w:tblBorders>
+      </w:tblPr>
+      <w:tblGrid>
+        <w:gridCol w:w="2000"/>
+        <w:gridCol w:w="8090"/>
+      </w:tblGrid>
+      <w:tr>
+        <w:trPr>
+          <w:trHeight w:val="431" w:hRule="exact"/>
+        </w:trPr>
+        <w:tc>
+          <w:tcPr>
+            <w:tcW w:type="dxa" w:w="2000"/>
+            <w:tcBorders>
+              <w:top w:val="single" w:color="B9CCDE" w:sz="4"/>
+              <w:left w:val="single" w:color="B9CCDE" w:sz="4"/>
+              <w:bottom w:val="single" w:color="B9CCDE" w:sz="4"/>
+              <w:right w:val="single" w:color="B9CCDE" w:sz="4"/>
+            </w:tcBorders>
+            <w:shd w:fill="EDF3FA" w:val="clear"/>
+            <w:tcMar>
+              <w:top w:type="dxa" w:w="36"/>
+              <w:left w:type="dxa" w:w="90"/>
+              <w:bottom w:type="dxa" w:w="36"/>
+              <w:right w:type="dxa" w:w="60"/>
+            </w:tcMar>
+            <w:vAlign w:val="center"/>
+          </w:tcPr>
+          <w:p>
+            <w:pPr>
+              <w:spacing w:after="0" w:before="0" w:line="252" w:lineRule="exact"/>
+            </w:pPr>
+            <w:r>
+              <w:rPr>
+                <w:rFonts w:ascii="Malgun Gothic" w:eastAsia="Malgun Gothic" w:hAnsi="Malgun Gothic"/>
+                <w:b/>
+                <w:bCs/>
+                <w:snapToGrid w:val="false"/>
                 <w:color w:val="231916"/>
                 <w:sz w:val="18"/>
                 <w:szCs w:val="18"/>
               </w:rPr>
-              <w:t xml:space="preserve">□ 질병(만성 포함)     □ 고령     □ 비만 / 저체중     □ 수제식 · 생식 · 비전형 식이     □ 피모 · 치아 이상     □ 체중 급변</w:t>
+              <w:t xml:space="preserve">MCS (근육상태)</w:t>
+            </w:r>
+          </w:p>
+        </w:tc>
+        <w:tc>
+          <w:tcPr>
+            <w:tcW w:type="dxa" w:w="8090"/>
+            <w:tcBorders>
+              <w:top w:val="single" w:color="B9CCDE" w:sz="4"/>
+              <w:left w:val="single" w:color="B9CCDE" w:sz="4"/>
+              <w:bottom w:val="single" w:color="B9CCDE" w:sz="4"/>
+              <w:right w:val="single" w:color="B9CCDE" w:sz="4"/>
+            </w:tcBorders>
+            <w:tcMar>
+              <w:top w:type="dxa" w:w="36"/>
+              <w:left w:type="dxa" w:w="90"/>
+              <w:bottom w:type="dxa" w:w="36"/>
+              <w:right w:type="dxa" w:w="60"/>
+            </w:tcMar>
+            <w:vAlign w:val="center"/>
+          </w:tcPr>
+          <w:p>
+            <w:pPr>
+              <w:spacing w:after="0" w:before="0" w:line="252" w:lineRule="exact"/>
+            </w:pPr>
+            <w:r>
+              <w:rPr>
+                <w:rFonts w:ascii="Malgun Gothic" w:eastAsia="Malgun Gothic" w:hAnsi="Malgun Gothic"/>
+                <w:b w:val="false"/>
+                <w:bCs w:val="false"/>
+                <w:snapToGrid w:val="false"/>
+                <w:color w:val="231916"/>
+                <w:sz w:val="18"/>
+                <w:szCs w:val="18"/>
+              </w:rPr>
+              <w:t xml:space="preserve">□ 정상      □ 경도 소실      □ 중등도 소실      □ 중증 소실</w:t>
+            </w:r>
+          </w:p>
+        </w:tc>
+      </w:tr>
+    </w:tbl>
+    <w:tbl>
+      <w:tblPr>
+        <w:tblW w:type="dxa" w:w="10090"/>
+        <w:tblBorders>
+          <w:top w:val="single" w:color="auto" w:sz="4"/>
+          <w:left w:val="single" w:color="auto" w:sz="4"/>
+          <w:bottom w:val="single" w:color="auto" w:sz="4"/>
+          <w:right w:val="single" w:color="auto" w:sz="4"/>
+          <w:insideH w:val="single" w:color="auto" w:sz="4"/>
+          <w:insideV w:val="single" w:color="auto" w:sz="4"/>
+        </w:tblBorders>
+      </w:tblPr>
+      <w:tblGrid>
+        <w:gridCol w:w="10090"/>
+      </w:tblGrid>
+      <w:tr>
+        <w:trPr>
+          <w:trHeight w:val="300" w:hRule="exact"/>
+        </w:trPr>
+        <w:tc>
+          <w:tcPr>
+            <w:tcW w:type="dxa" w:w="10090"/>
+            <w:tcBorders>
+              <w:top w:val="none" w:color="FFFFFF" w:sz="0"/>
+              <w:left w:val="none" w:color="FFFFFF" w:sz="0"/>
+              <w:bottom w:val="none" w:color="FFFFFF" w:sz="0"/>
+              <w:right w:val="none" w:color="FFFFFF" w:sz="0"/>
+            </w:tcBorders>
+            <w:tcMar>
+              <w:top w:type="dxa" w:w="0"/>
+              <w:left w:type="dxa" w:w="60"/>
+              <w:bottom w:type="dxa" w:w="0"/>
+              <w:right w:type="dxa" w:w="60"/>
+            </w:tcMar>
+            <w:vAlign w:val="center"/>
+          </w:tcPr>
+          <w:p>
+            <w:pPr>
+              <w:spacing w:after="0" w:before="0" w:line="196" w:lineRule="exact"/>
+            </w:pPr>
+            <w:r>
+              <w:rPr>
+                <w:rFonts w:ascii="Malgun Gothic" w:eastAsia="Malgun Gothic" w:hAnsi="Malgun Gothic"/>
+                <w:b w:val="false"/>
+                <w:bCs w:val="false"/>
+                <w:snapToGrid w:val="false"/>
+                <w:color w:val="6B7683"/>
+                <w:sz w:val="14"/>
+                <w:szCs w:val="14"/>
+              </w:rPr>
+              <w:t xml:space="preserve">척추 · 견갑 · 측두부 · 골반 촉진으로 판정 — 비만 개체도 근소실이 동반될 수 있습니다 (특히 고령 · 만성질환).</w:t>
             </w:r>
           </w:p>
         </w:tc>
@@ -1730,6 +1877,9 @@
         <w:gridCol w:w="10090"/>
       </w:tblGrid>
       <w:tr>
+        <w:trPr>
+          <w:trHeight w:val="340" w:hRule="exact"/>
+        </w:trPr>
         <w:tc>
           <w:tcPr>
             <w:tcW w:type="dxa" w:w="10090"/>
@@ -1757,6 +1907,125 @@
                 <w:rFonts w:ascii="Malgun Gothic" w:eastAsia="Malgun Gothic" w:hAnsi="Malgun Gothic"/>
                 <w:b/>
                 <w:bCs/>
+                <w:snapToGrid w:val="false"/>
+                <w:color w:val="FFFFFF"/>
+                <w:sz w:val="19"/>
+                <w:szCs w:val="19"/>
+              </w:rPr>
+              <w:t xml:space="preserve">3. 위험요인 스크리닝  (하나라도 해당 시 확장 평가)</w:t>
+            </w:r>
+          </w:p>
+        </w:tc>
+      </w:tr>
+    </w:tbl>
+    <w:tbl>
+      <w:tblPr>
+        <w:tblW w:type="dxa" w:w="10090"/>
+        <w:tblBorders>
+          <w:top w:val="single" w:color="auto" w:sz="4"/>
+          <w:left w:val="single" w:color="auto" w:sz="4"/>
+          <w:bottom w:val="single" w:color="auto" w:sz="4"/>
+          <w:right w:val="single" w:color="auto" w:sz="4"/>
+          <w:insideH w:val="single" w:color="auto" w:sz="4"/>
+          <w:insideV w:val="single" w:color="auto" w:sz="4"/>
+        </w:tblBorders>
+      </w:tblPr>
+      <w:tblGrid>
+        <w:gridCol w:w="10090"/>
+      </w:tblGrid>
+      <w:tr>
+        <w:trPr>
+          <w:trHeight w:val="431" w:hRule="exact"/>
+        </w:trPr>
+        <w:tc>
+          <w:tcPr>
+            <w:tcW w:type="dxa" w:w="10090"/>
+            <w:tcBorders>
+              <w:top w:val="single" w:color="B9CCDE" w:sz="4"/>
+              <w:left w:val="single" w:color="B9CCDE" w:sz="4"/>
+              <w:bottom w:val="single" w:color="B9CCDE" w:sz="4"/>
+              <w:right w:val="single" w:color="B9CCDE" w:sz="4"/>
+            </w:tcBorders>
+            <w:tcMar>
+              <w:top w:type="dxa" w:w="36"/>
+              <w:left w:type="dxa" w:w="90"/>
+              <w:bottom w:type="dxa" w:w="36"/>
+              <w:right w:type="dxa" w:w="60"/>
+            </w:tcMar>
+            <w:vAlign w:val="center"/>
+          </w:tcPr>
+          <w:p>
+            <w:pPr>
+              <w:spacing w:after="0" w:before="0" w:line="252" w:lineRule="exact"/>
+            </w:pPr>
+            <w:r>
+              <w:rPr>
+                <w:rFonts w:ascii="Malgun Gothic" w:eastAsia="Malgun Gothic" w:hAnsi="Malgun Gothic"/>
+                <w:b w:val="false"/>
+                <w:bCs w:val="false"/>
+                <w:snapToGrid w:val="false"/>
+                <w:color w:val="231916"/>
+                <w:sz w:val="18"/>
+                <w:szCs w:val="18"/>
+              </w:rPr>
+              <w:t xml:space="preserve">□ 질병(만성 포함)     □ 고령     □ 비만 / 저체중     □ 수제식 · 생식 · 비전형 식이     □ 피모 · 치아 이상     □ 체중 급변</w:t>
+            </w:r>
+          </w:p>
+        </w:tc>
+      </w:tr>
+    </w:tbl>
+    <w:p>
+      <w:pPr>
+        <w:spacing w:after="0" w:before="0" w:line="90" w:lineRule="exact"/>
+      </w:pPr>
+    </w:p>
+    <w:tbl>
+      <w:tblPr>
+        <w:tblW w:type="dxa" w:w="10090"/>
+        <w:tblBorders>
+          <w:top w:val="single" w:color="auto" w:sz="4"/>
+          <w:left w:val="single" w:color="auto" w:sz="4"/>
+          <w:bottom w:val="single" w:color="auto" w:sz="4"/>
+          <w:right w:val="single" w:color="auto" w:sz="4"/>
+          <w:insideH w:val="single" w:color="auto" w:sz="4"/>
+          <w:insideV w:val="single" w:color="auto" w:sz="4"/>
+        </w:tblBorders>
+      </w:tblPr>
+      <w:tblGrid>
+        <w:gridCol w:w="10090"/>
+      </w:tblGrid>
+      <w:tr>
+        <w:trPr>
+          <w:trHeight w:val="340" w:hRule="exact"/>
+        </w:trPr>
+        <w:tc>
+          <w:tcPr>
+            <w:tcW w:type="dxa" w:w="10090"/>
+            <w:tcBorders>
+              <w:top w:val="single" w:color="B9CCDE" w:sz="4"/>
+              <w:left w:val="single" w:color="B9CCDE" w:sz="4"/>
+              <w:bottom w:val="single" w:color="B9CCDE" w:sz="4"/>
+              <w:right w:val="single" w:color="B9CCDE" w:sz="4"/>
+            </w:tcBorders>
+            <w:shd w:fill="035293" w:val="clear"/>
+            <w:tcMar>
+              <w:top w:type="dxa" w:w="36"/>
+              <w:left w:type="dxa" w:w="90"/>
+              <w:bottom w:type="dxa" w:w="36"/>
+              <w:right w:type="dxa" w:w="60"/>
+            </w:tcMar>
+            <w:vAlign w:val="center"/>
+          </w:tcPr>
+          <w:p>
+            <w:pPr>
+              <w:spacing w:after="0" w:before="0" w:line="266" w:lineRule="exact"/>
+            </w:pPr>
+            <w:r>
+              <w:rPr>
+                <w:rFonts w:ascii="Malgun Gothic" w:eastAsia="Malgun Gothic" w:hAnsi="Malgun Gothic"/>
+                <w:b/>
+                <w:bCs/>
+                <w:snapToGrid w:val="false"/>
                 <w:color w:val="FFFFFF"/>
                 <w:sz w:val="19"/>
                 <w:szCs w:val="19"/>
@@ -1784,6 +2053,9 @@
         <w:gridCol w:w="7790"/>
       </w:tblGrid>
       <w:tr>
+        <w:trPr>
+          <w:trHeight w:val="431" w:hRule="exact"/>
+        </w:trPr>
         <w:tc>
           <w:tcPr>
             <w:tcW w:type="dxa" w:w="2300"/>
@@ -1811,6 +2083,7 @@
                 <w:rFonts w:ascii="Malgun Gothic" w:eastAsia="Malgun Gothic" w:hAnsi="Malgun Gothic"/>
                 <w:b/>
                 <w:bCs/>
+                <w:snapToGrid w:val="false"/>
                 <w:color w:val="231916"/>
                 <w:sz w:val="18"/>
                 <w:szCs w:val="18"/>
@@ -1845,6 +2118,7 @@
                 <w:rFonts w:ascii="Malgun Gothic" w:eastAsia="Malgun Gothic" w:hAnsi="Malgun Gothic"/>
                 <w:b w:val="false"/>
                 <w:bCs w:val="false"/>
+                <w:snapToGrid w:val="false"/>
                 <w:color w:val="231916"/>
                 <w:sz w:val="18"/>
                 <w:szCs w:val="18"/>
@@ -1855,6 +2129,9 @@
         </w:tc>
       </w:tr>
       <w:tr>
+        <w:trPr>
+          <w:trHeight w:val="800" w:hRule="exact"/>
+        </w:trPr>
         <w:tc>
           <w:tcPr>
             <w:tcW w:type="dxa" w:w="2300"/>
@@ -1882,6 +2159,7 @@
                 <w:rFonts w:ascii="Malgun Gothic" w:eastAsia="Malgun Gothic" w:hAnsi="Malgun Gothic"/>
                 <w:b/>
                 <w:bCs/>
+                <w:snapToGrid w:val="false"/>
                 <w:color w:val="231916"/>
                 <w:sz w:val="18"/>
                 <w:szCs w:val="18"/>
@@ -1915,6 +2193,9 @@
         </w:tc>
       </w:tr>
       <w:tr>
+        <w:trPr>
+          <w:trHeight w:val="800" w:hRule="exact"/>
+        </w:trPr>
         <w:tc>
           <w:tcPr>
             <w:tcW w:type="dxa" w:w="2300"/>
@@ -1942,6 +2223,7 @@
                 <w:rFonts w:ascii="Malgun Gothic" w:eastAsia="Malgun Gothic" w:hAnsi="Malgun Gothic"/>
                 <w:b/>
                 <w:bCs/>
+                <w:snapToGrid w:val="false"/>
                 <w:color w:val="231916"/>
                 <w:sz w:val="18"/>
                 <w:szCs w:val="18"/>
@@ -1975,6 +2257,9 @@
         </w:tc>
       </w:tr>
       <w:tr>
+        <w:trPr>
+          <w:trHeight w:val="1300" w:hRule="exact"/>
+        </w:trPr>
         <w:tc>
           <w:tcPr>
             <w:tcW w:type="dxa" w:w="2300"/>
@@ -2002,6 +2287,7 @@
                 <w:rFonts w:ascii="Malgun Gothic" w:eastAsia="Malgun Gothic" w:hAnsi="Malgun Gothic"/>
                 <w:b/>
                 <w:bCs/>
+                <w:snapToGrid w:val="false"/>
                 <w:color w:val="231916"/>
                 <w:sz w:val="18"/>
                 <w:szCs w:val="18"/>
@@ -2069,6 +2355,9 @@
         <w:gridCol w:w="4490"/>
       </w:tblGrid>
       <w:tr>
+        <w:trPr>
+          <w:trHeight w:val="560" w:hRule="exact"/>
+        </w:trPr>
         <w:tc>
           <w:tcPr>
             <w:tcW w:type="dxa" w:w="1200"/>
@@ -2096,6 +2385,7 @@
                 <w:rFonts w:ascii="Malgun Gothic" w:eastAsia="Malgun Gothic" w:hAnsi="Malgun Gothic"/>
                 <w:b/>
                 <w:bCs/>
+                <w:snapToGrid w:val="false"/>
                 <w:color w:val="231916"/>
                 <w:sz w:val="18"/>
                 <w:szCs w:val="18"/>
@@ -2130,6 +2420,7 @@
                 <w:rFonts w:ascii="Malgun Gothic" w:eastAsia="Malgun Gothic" w:hAnsi="Malgun Gothic"/>
                 <w:b w:val="false"/>
                 <w:bCs w:val="false"/>
+                <w:snapToGrid w:val="false"/>
                 <w:color w:val="231916"/>
                 <w:sz w:val="18"/>
                 <w:szCs w:val="18"/>
@@ -2165,6 +2456,7 @@
                 <w:rFonts w:ascii="Malgun Gothic" w:eastAsia="Malgun Gothic" w:hAnsi="Malgun Gothic"/>
                 <w:b/>
                 <w:bCs/>
+                <w:snapToGrid w:val="false"/>
                 <w:color w:val="231916"/>
                 <w:sz w:val="18"/>
                 <w:szCs w:val="18"/>
@@ -2199,11 +2491,68 @@
                 <w:rFonts w:ascii="Malgun Gothic" w:eastAsia="Malgun Gothic" w:hAnsi="Malgun Gothic"/>
                 <w:b w:val="false"/>
                 <w:bCs w:val="false"/>
+                <w:snapToGrid w:val="false"/>
                 <w:color w:val="231916"/>
                 <w:sz w:val="18"/>
                 <w:szCs w:val="18"/>
               </w:rPr>
               <w:t xml:space="preserve">성명 : ______________ (서명)</w:t>
+            </w:r>
+          </w:p>
+        </w:tc>
+      </w:tr>
+    </w:tbl>
+    <w:tbl>
+      <w:tblPr>
+        <w:tblW w:type="dxa" w:w="10090"/>
+        <w:tblBorders>
+          <w:top w:val="single" w:color="auto" w:sz="4"/>
+          <w:left w:val="single" w:color="auto" w:sz="4"/>
+          <w:bottom w:val="single" w:color="auto" w:sz="4"/>
+          <w:right w:val="single" w:color="auto" w:sz="4"/>
+          <w:insideH w:val="single" w:color="auto" w:sz="4"/>
+          <w:insideV w:val="single" w:color="auto" w:sz="4"/>
+        </w:tblBorders>
+      </w:tblPr>
+      <w:tblGrid>
+        <w:gridCol w:w="10090"/>
+      </w:tblGrid>
+      <w:tr>
+        <w:trPr>
+          <w:trHeight w:val="320" w:hRule="exact"/>
+        </w:trPr>
+        <w:tc>
+          <w:tcPr>
+            <w:tcW w:type="dxa" w:w="10090"/>
+            <w:tcBorders>
+              <w:top w:val="single" w:color="035293" w:sz="8"/>
+              <w:left w:val="none" w:color="FFFFFF" w:sz="0"/>
+              <w:bottom w:val="none" w:color="FFFFFF" w:sz="0"/>
+              <w:right w:val="none" w:color="FFFFFF" w:sz="0"/>
+            </w:tcBorders>
+            <w:tcMar>
+              <w:top w:type="dxa" w:w="60"/>
+              <w:left w:type="dxa" w:w="0"/>
+              <w:bottom w:type="dxa" w:w="0"/>
+              <w:right w:type="dxa" w:w="0"/>
+            </w:tcMar>
+            <w:vAlign w:val="center"/>
+          </w:tcPr>
+          <w:p>
+            <w:pPr>
+              <w:spacing w:after="0" w:before="0" w:line="196" w:lineRule="exact"/>
+            </w:pPr>
+            <w:r>
+              <w:rPr>
+                <w:rFonts w:ascii="Malgun Gothic" w:eastAsia="Malgun Gothic" w:hAnsi="Malgun Gothic"/>
+                <w:b w:val="false"/>
+                <w:bCs w:val="false"/>
+                <w:snapToGrid w:val="false"/>
+                <w:color w:val="6B7683"/>
+                <w:sz w:val="14"/>
+                <w:szCs w:val="14"/>
+              </w:rPr>
+              <w:t xml:space="preserve">사단법인 한국동물병원협회 · 회원병원 실무 소식지 제공 양식 (KAHA-F-2603) — 병원 실정에 맞게 수정 후 사용하십시오.</w:t>
             </w:r>
           </w:p>
         </w:tc>
@@ -2211,22 +2560,8 @@
     </w:tbl>
     <w:p>
       <w:pPr>
-        <w:pBdr>
-          <w:top w:val="single" w:color="035293" w:sz="8" w:space="4"/>
-        </w:pBdr>
-        <w:spacing w:before="80" w:line="210" w:lineRule="exact"/>
+        <w:spacing w:after="0" w:before="0" w:line="120" w:lineRule="exact"/>
       </w:pPr>
-      <w:r>
-        <w:rPr>
-          <w:rFonts w:ascii="Malgun Gothic" w:eastAsia="Malgun Gothic" w:hAnsi="Malgun Gothic"/>
-          <w:b w:val="false"/>
-          <w:bCs w:val="false"/>
-          <w:color w:val="6B7683"/>
-          <w:sz w:val="14"/>
-          <w:szCs w:val="14"/>
-        </w:rPr>
-        <w:t xml:space="preserve">사단법인 한국동물병원협회 · 회원병원 실무 소식지 제공 양식 (KAHA-F-2603) — 병원 실정에 맞게 수정 후 사용하십시오.</w:t>
-      </w:r>
     </w:p>
     <w:sectPr>
       <w:pgSz w:w="11906" w:h="16838" w:orient="portrait"/>
